--- a/lessons/3-6/downloads/3-6-notes-l3.docx
+++ b/lessons/3-6/downloads/3-6-notes-l3.docx
@@ -1345,6 +1345,314 @@
         </w:tc>
       </w:tr>
     </w:tbl>
+    <w:tbl>
+      <w:tblPr>
+        <w:tblW w:type="pct" w:w="100%"/>
+        <w:tblBorders>
+          <w:top w:val="none" w:color="FFFFFF" w:sz="0"/>
+          <w:left w:val="none" w:color="FFFFFF" w:sz="0"/>
+          <w:bottom w:val="single" w:color="C7D2DD" w:sz="4"/>
+          <w:right w:val="none" w:color="FFFFFF" w:sz="0"/>
+          <w:insideH w:val="none" w:color="FFFFFF" w:sz="0"/>
+          <w:insideV w:val="none" w:color="FFFFFF" w:sz="0"/>
+        </w:tblBorders>
+      </w:tblPr>
+      <w:tblGrid>
+        <w:gridCol w:w="1800"/>
+        <w:gridCol w:w="7560"/>
+      </w:tblGrid>
+      <w:tr>
+        <w:trPr>
+          <w:cantSplit/>
+        </w:trPr>
+        <w:tc>
+          <w:tcPr>
+            <w:tcW w:type="dxa" w:w="1800"/>
+            <w:tcMar>
+              <w:top w:type="dxa" w:w="100"/>
+              <w:left w:type="dxa" w:w="40"/>
+              <w:bottom w:type="dxa" w:w="100"/>
+              <w:right w:type="dxa" w:w="120"/>
+            </w:tcMar>
+            <w:vAlign w:val="center"/>
+          </w:tcPr>
+          <w:p>
+            <w:pPr>
+              <w:spacing w:after="0"/>
+              <w:jc w:val="center"/>
+            </w:pPr>
+            <w:r>
+              <w:drawing>
+                <wp:inline distT="0" distB="0" distL="0" distR="0">
+                  <wp:extent cx="1047750" cy="790575"/>
+                  <wp:effectExtent t="0" r="0" b="0" l="0"/>
+                  <wp:docPr id="1" name="" descr="" title=""/>
+                  <wp:cNvGraphicFramePr>
+                    <a:graphicFrameLocks xmlns:a="http://schemas.openxmlformats.org/drawingml/2006/main" noChangeAspect="1"/>
+                  </wp:cNvGraphicFramePr>
+                  <a:graphic xmlns:a="http://schemas.openxmlformats.org/drawingml/2006/main">
+                    <a:graphicData uri="http://schemas.openxmlformats.org/drawingml/2006/picture">
+                      <pic:pic xmlns:pic="http://schemas.openxmlformats.org/drawingml/2006/picture">
+                        <pic:nvPicPr>
+                          <pic:cNvPr id="0" name="" descr=""/>
+                          <pic:cNvPicPr>
+                            <a:picLocks noChangeAspect="1" noChangeArrowheads="1"/>
+                          </pic:cNvPicPr>
+                        </pic:nvPicPr>
+                        <pic:blipFill>
+                          <a:blip r:embed="rId10" cstate="none"/>
+                          <a:srcRect/>
+                          <a:stretch>
+                            <a:fillRect/>
+                          </a:stretch>
+                        </pic:blipFill>
+                        <pic:spPr bwMode="auto">
+                          <a:xfrm>
+                            <a:off x="0" y="0"/>
+                            <a:ext cx="1047750" cy="790575"/>
+                          </a:xfrm>
+                          <a:prstGeom prst="rect">
+                            <a:avLst/>
+                          </a:prstGeom>
+                        </pic:spPr>
+                      </pic:pic>
+                    </a:graphicData>
+                  </a:graphic>
+                </wp:inline>
+              </w:drawing>
+            </w:r>
+          </w:p>
+        </w:tc>
+        <w:tc>
+          <w:tcPr>
+            <w:tcW w:type="dxa" w:w="7560"/>
+            <w:tcMar>
+              <w:top w:type="dxa" w:w="100"/>
+              <w:left w:type="dxa" w:w="40"/>
+              <w:bottom w:type="dxa" w:w="100"/>
+              <w:right w:type="dxa" w:w="40"/>
+            </w:tcMar>
+            <w:vAlign w:val="center"/>
+          </w:tcPr>
+          <w:p>
+            <w:pPr>
+              <w:spacing w:after="50"/>
+            </w:pPr>
+            <w:r>
+              <w:rPr>
+                <w:b/>
+                <w:bCs/>
+                <w:color w:val="12355B"/>
+                <w:sz w:val="24"/>
+                <w:szCs w:val="24"/>
+              </w:rPr>
+              <w:t xml:space="preserve">Customary units</w:t>
+            </w:r>
+            <w:r>
+              <w:rPr>
+                <w:i/>
+                <w:iCs/>
+                <w:color w:val="5F6F80"/>
+                <w:sz w:val="19"/>
+                <w:szCs w:val="19"/>
+              </w:rPr>
+              <w:t xml:space="preserve">   Unidades del sistema usual</w:t>
+            </w:r>
+          </w:p>
+          <w:p>
+            <w:pPr>
+              <w:spacing w:after="40"/>
+            </w:pPr>
+            <w:r>
+              <w:rPr>
+                <w:sz w:val="21"/>
+                <w:szCs w:val="21"/>
+              </w:rPr>
+              <w:t xml:space="preserve">The U.S. system of units: inch, foot, yard, mile, ounce, pound, cup, quart, gallon.</w:t>
+            </w:r>
+          </w:p>
+          <w:p>
+            <w:pPr>
+              <w:spacing w:after="0"/>
+            </w:pPr>
+            <w:r>
+              <w:rPr>
+                <w:b/>
+                <w:bCs/>
+                <w:color w:val="1FA6A2"/>
+                <w:sz w:val="18"/>
+                <w:szCs w:val="18"/>
+              </w:rPr>
+              <w:t xml:space="preserve">Example:  </w:t>
+            </w:r>
+            <w:r>
+              <w:rPr>
+                <w:i/>
+                <w:iCs/>
+                <w:color w:val="5F6F80"/>
+                <w:sz w:val="18"/>
+                <w:szCs w:val="18"/>
+              </w:rPr>
+              <w:t xml:space="preserve">12 in = 1 ft</w:t>
+            </w:r>
+          </w:p>
+        </w:tc>
+      </w:tr>
+    </w:tbl>
+    <w:tbl>
+      <w:tblPr>
+        <w:tblW w:type="pct" w:w="100%"/>
+        <w:tblBorders>
+          <w:top w:val="none" w:color="FFFFFF" w:sz="0"/>
+          <w:left w:val="none" w:color="FFFFFF" w:sz="0"/>
+          <w:bottom w:val="single" w:color="C7D2DD" w:sz="4"/>
+          <w:right w:val="none" w:color="FFFFFF" w:sz="0"/>
+          <w:insideH w:val="none" w:color="FFFFFF" w:sz="0"/>
+          <w:insideV w:val="none" w:color="FFFFFF" w:sz="0"/>
+        </w:tblBorders>
+      </w:tblPr>
+      <w:tblGrid>
+        <w:gridCol w:w="1800"/>
+        <w:gridCol w:w="7560"/>
+      </w:tblGrid>
+      <w:tr>
+        <w:trPr>
+          <w:cantSplit/>
+        </w:trPr>
+        <w:tc>
+          <w:tcPr>
+            <w:tcW w:type="dxa" w:w="1800"/>
+            <w:tcMar>
+              <w:top w:type="dxa" w:w="100"/>
+              <w:left w:type="dxa" w:w="40"/>
+              <w:bottom w:type="dxa" w:w="100"/>
+              <w:right w:type="dxa" w:w="120"/>
+            </w:tcMar>
+            <w:vAlign w:val="center"/>
+          </w:tcPr>
+          <w:p>
+            <w:pPr>
+              <w:spacing w:after="0"/>
+              <w:jc w:val="center"/>
+            </w:pPr>
+            <w:r>
+              <w:drawing>
+                <wp:inline distT="0" distB="0" distL="0" distR="0">
+                  <wp:extent cx="1047750" cy="790575"/>
+                  <wp:effectExtent t="0" r="0" b="0" l="0"/>
+                  <wp:docPr id="1" name="" descr="" title=""/>
+                  <wp:cNvGraphicFramePr>
+                    <a:graphicFrameLocks xmlns:a="http://schemas.openxmlformats.org/drawingml/2006/main" noChangeAspect="1"/>
+                  </wp:cNvGraphicFramePr>
+                  <a:graphic xmlns:a="http://schemas.openxmlformats.org/drawingml/2006/main">
+                    <a:graphicData uri="http://schemas.openxmlformats.org/drawingml/2006/picture">
+                      <pic:pic xmlns:pic="http://schemas.openxmlformats.org/drawingml/2006/picture">
+                        <pic:nvPicPr>
+                          <pic:cNvPr id="0" name="" descr=""/>
+                          <pic:cNvPicPr>
+                            <a:picLocks noChangeAspect="1" noChangeArrowheads="1"/>
+                          </pic:cNvPicPr>
+                        </pic:nvPicPr>
+                        <pic:blipFill>
+                          <a:blip r:embed="rId10" cstate="none"/>
+                          <a:srcRect/>
+                          <a:stretch>
+                            <a:fillRect/>
+                          </a:stretch>
+                        </pic:blipFill>
+                        <pic:spPr bwMode="auto">
+                          <a:xfrm>
+                            <a:off x="0" y="0"/>
+                            <a:ext cx="1047750" cy="790575"/>
+                          </a:xfrm>
+                          <a:prstGeom prst="rect">
+                            <a:avLst/>
+                          </a:prstGeom>
+                        </pic:spPr>
+                      </pic:pic>
+                    </a:graphicData>
+                  </a:graphic>
+                </wp:inline>
+              </w:drawing>
+            </w:r>
+          </w:p>
+        </w:tc>
+        <w:tc>
+          <w:tcPr>
+            <w:tcW w:type="dxa" w:w="7560"/>
+            <w:tcMar>
+              <w:top w:type="dxa" w:w="100"/>
+              <w:left w:type="dxa" w:w="40"/>
+              <w:bottom w:type="dxa" w:w="100"/>
+              <w:right w:type="dxa" w:w="40"/>
+            </w:tcMar>
+            <w:vAlign w:val="center"/>
+          </w:tcPr>
+          <w:p>
+            <w:pPr>
+              <w:spacing w:after="50"/>
+            </w:pPr>
+            <w:r>
+              <w:rPr>
+                <w:b/>
+                <w:bCs/>
+                <w:color w:val="12355B"/>
+                <w:sz w:val="24"/>
+                <w:szCs w:val="24"/>
+              </w:rPr>
+              <w:t xml:space="preserve">Metric units</w:t>
+            </w:r>
+            <w:r>
+              <w:rPr>
+                <w:i/>
+                <w:iCs/>
+                <w:color w:val="5F6F80"/>
+                <w:sz w:val="19"/>
+                <w:szCs w:val="19"/>
+              </w:rPr>
+              <w:t xml:space="preserve">   Unidades métricas</w:t>
+            </w:r>
+          </w:p>
+          <w:p>
+            <w:pPr>
+              <w:spacing w:after="40"/>
+            </w:pPr>
+            <w:r>
+              <w:rPr>
+                <w:sz w:val="21"/>
+                <w:szCs w:val="21"/>
+              </w:rPr>
+              <w:t xml:space="preserve">The base-10 system of units: meter, gram, liter.</w:t>
+            </w:r>
+          </w:p>
+          <w:p>
+            <w:pPr>
+              <w:spacing w:after="0"/>
+            </w:pPr>
+            <w:r>
+              <w:rPr>
+                <w:b/>
+                <w:bCs/>
+                <w:color w:val="1FA6A2"/>
+                <w:sz w:val="18"/>
+                <w:szCs w:val="18"/>
+              </w:rPr>
+              <w:t xml:space="preserve">Example:  </w:t>
+            </w:r>
+            <w:r>
+              <w:rPr>
+                <w:i/>
+                <w:iCs/>
+                <w:color w:val="5F6F80"/>
+                <w:sz w:val="18"/>
+                <w:szCs w:val="18"/>
+              </w:rPr>
+              <w:t xml:space="preserve">1 km = 1,000 m</w:t>
+            </w:r>
+          </w:p>
+        </w:tc>
+      </w:tr>
+    </w:tbl>
     <w:p>
       <w:pPr>
         <w:pStyle w:val="Heading1"/>
@@ -1433,7 +1741,7 @@
                 <w:sz w:val="21"/>
                 <w:szCs w:val="21"/>
               </w:rPr>
-              <w:t xml:space="preserve">Convert Measurements within the Same System      •      Conversion factor      •      Unit ratio      •      Convert      •      Measurement system      •      Double number line      •      Ratio table</w:t>
+              <w:t xml:space="preserve">Convert Measurements within the Same System      •      Conversion factor      •      Unit ratio      •      Convert      •      Measurement system      •      Double number line      •      Ratio table      •      Customary units      •      Metric units</w:t>
             </w:r>
           </w:p>
         </w:tc>
@@ -1760,6 +2068,80 @@
           <w:szCs w:val="22"/>
         </w:rPr>
         <w:t xml:space="preserve"> </w:t>
+      </w:r>
+      <w:r>
+        <w:rPr>
+          <w:sz w:val="22"/>
+          <w:szCs w:val="22"/>
+        </w:rPr>
+        <w:t xml:space="preserve">________________</w:t>
+      </w:r>
+      <w:r>
+        <w:rPr>
+          <w:sz w:val="22"/>
+          <w:szCs w:val="22"/>
+        </w:rPr>
+        <w:t xml:space="preserve">.</w:t>
+      </w:r>
+    </w:p>
+    <w:p>
+      <w:pPr>
+        <w:keepLines/>
+        <w:spacing w:after="260" w:before="200"/>
+      </w:pPr>
+      <w:r>
+        <w:rPr>
+          <w:b/>
+          <w:bCs/>
+          <w:color w:val="12355B"/>
+          <w:sz w:val="22"/>
+          <w:szCs w:val="22"/>
+        </w:rPr>
+        <w:t xml:space="preserve">8.  </w:t>
+      </w:r>
+      <w:r>
+        <w:rPr>
+          <w:sz w:val="22"/>
+          <w:szCs w:val="22"/>
+        </w:rPr>
+        <w:t xml:space="preserve">Inches, feet, pounds, and gallons are </w:t>
+      </w:r>
+      <w:r>
+        <w:rPr>
+          <w:sz w:val="22"/>
+          <w:szCs w:val="22"/>
+        </w:rPr>
+        <w:t xml:space="preserve">________________</w:t>
+      </w:r>
+      <w:r>
+        <w:rPr>
+          <w:sz w:val="22"/>
+          <w:szCs w:val="22"/>
+        </w:rPr>
+        <w:t xml:space="preserve">.</w:t>
+      </w:r>
+    </w:p>
+    <w:p>
+      <w:pPr>
+        <w:keepLines/>
+        <w:spacing w:after="260" w:before="200"/>
+      </w:pPr>
+      <w:r>
+        <w:rPr>
+          <w:b/>
+          <w:bCs/>
+          <w:color w:val="12355B"/>
+          <w:sz w:val="22"/>
+          <w:szCs w:val="22"/>
+        </w:rPr>
+        <w:t xml:space="preserve">9.  </w:t>
+      </w:r>
+      <w:r>
+        <w:rPr>
+          <w:sz w:val="22"/>
+          <w:szCs w:val="22"/>
+        </w:rPr>
+        <w:t xml:space="preserve">Meters, grams, and liters are </w:t>
       </w:r>
       <w:r>
         <w:rPr>
@@ -2843,7 +3225,7 @@
           <w:sz w:val="20"/>
           <w:szCs w:val="20"/>
         </w:rPr>
-        <w:t xml:space="preserve">A)  60 inches</w:t>
+        <w:t xml:space="preserve">A)  7 inches</w:t>
       </w:r>
     </w:p>
     <w:p>
@@ -2869,7 +3251,7 @@
           <w:sz w:val="20"/>
           <w:szCs w:val="20"/>
         </w:rPr>
-        <w:t xml:space="preserve">C)  7 inches</w:t>
+        <w:t xml:space="preserve">C)  50 inches</w:t>
       </w:r>
     </w:p>
     <w:p>
@@ -2882,7 +3264,7 @@
           <w:sz w:val="20"/>
           <w:szCs w:val="20"/>
         </w:rPr>
-        <w:t xml:space="preserve">D)  50 inches</w:t>
+        <w:t xml:space="preserve">D)  60 inches</w:t>
       </w:r>
     </w:p>
     <w:p>
@@ -2928,7 +3310,7 @@
           <w:sz w:val="21"/>
           <w:szCs w:val="21"/>
         </w:rPr>
-        <w:t xml:space="preserve">A. 60 inches</w:t>
+        <w:t xml:space="preserve">D. 60 inches</w:t>
       </w:r>
     </w:p>
     <w:p>
@@ -3173,7 +3555,7 @@
           <w:sz w:val="21"/>
           <w:szCs w:val="21"/>
         </w:rPr>
-        <w:t xml:space="preserve">A)  20 cups, because cups are smaller so I multiply: 5 × 4</w:t>
+        <w:t xml:space="preserve">A)  1.25 cups, because I divide 5 by 4</w:t>
       </w:r>
     </w:p>
     <w:p>
@@ -3186,7 +3568,7 @@
           <w:sz w:val="21"/>
           <w:szCs w:val="21"/>
         </w:rPr>
-        <w:t xml:space="preserve">B)  1.25 cups, because I divide 5 by 4</w:t>
+        <w:t xml:space="preserve">B)  5 cups, because the amount does not change</w:t>
       </w:r>
     </w:p>
     <w:p>
@@ -3212,7 +3594,7 @@
           <w:sz w:val="21"/>
           <w:szCs w:val="21"/>
         </w:rPr>
-        <w:t xml:space="preserve">D)  5 cups, because the amount does not change</w:t>
+        <w:t xml:space="preserve">D)  20 cups, because cups are smaller so I multiply: 5 × 4</w:t>
       </w:r>
     </w:p>
     <w:p>

--- a/lessons/3-6/downloads/3-6-notes-l3.docx
+++ b/lessons/3-6/downloads/3-6-notes-l3.docx
@@ -14,7 +14,7 @@
           <w:sz w:val="18"/>
           <w:szCs w:val="18"/>
         </w:rPr>
-        <w:t xml:space="preserve">UNIT 3  ·  LESSON 6      STANDARD 6.AT.3</w:t>
+        <w:t xml:space="preserve">UNIT 3  ·  LESSON 6      STANDARD 6.AT.3C</w:t>
       </w:r>
     </w:p>
     <w:p>
@@ -264,49 +264,269 @@
           <w:sz w:val="19"/>
           <w:szCs w:val="19"/>
         </w:rPr>
-        <w:t xml:space="preserve">Look at the picture, read the word, then read what it means.</w:t>
+        <w:t xml:space="preserve">Review each concept term, definition, non-example, and visual clue.</w:t>
       </w:r>
     </w:p>
     <w:tbl>
       <w:tblPr>
-        <w:tblW w:type="pct" w:w="100%"/>
+        <w:tblW w:type="dxa" w:w="9360"/>
         <w:tblBorders>
-          <w:top w:val="none" w:color="FFFFFF" w:sz="0"/>
-          <w:left w:val="none" w:color="FFFFFF" w:sz="0"/>
-          <w:bottom w:val="single" w:color="C7D2DD" w:sz="4"/>
-          <w:right w:val="none" w:color="FFFFFF" w:sz="0"/>
-          <w:insideH w:val="none" w:color="FFFFFF" w:sz="0"/>
-          <w:insideV w:val="none" w:color="FFFFFF" w:sz="0"/>
+          <w:top w:val="single" w:color="C7D2DD" w:sz="6"/>
+          <w:left w:val="single" w:color="C7D2DD" w:sz="6"/>
+          <w:bottom w:val="single" w:color="C7D2DD" w:sz="6"/>
+          <w:right w:val="single" w:color="C7D2DD" w:sz="6"/>
+          <w:insideH w:val="single" w:color="C7D2DD" w:sz="6"/>
+          <w:insideV w:val="single" w:color="C7D2DD" w:sz="6"/>
         </w:tblBorders>
       </w:tblPr>
       <w:tblGrid>
         <w:gridCol w:w="1800"/>
-        <w:gridCol w:w="7560"/>
+        <w:gridCol w:w="3160"/>
+        <w:gridCol w:w="2200"/>
+        <w:gridCol w:w="2200"/>
       </w:tblGrid>
       <w:tr>
         <w:trPr>
           <w:cantSplit/>
+          <w:tblHeader/>
         </w:trPr>
         <w:tc>
           <w:tcPr>
             <w:tcW w:type="dxa" w:w="1800"/>
-            <w:tcMar>
-              <w:top w:type="dxa" w:w="100"/>
-              <w:left w:type="dxa" w:w="40"/>
-              <w:bottom w:type="dxa" w:w="100"/>
-              <w:right w:type="dxa" w:w="120"/>
-            </w:tcMar>
-            <w:vAlign w:val="center"/>
+            <w:shd w:fill="EEF4F8" w:color="auto" w:val="clear"/>
+            <w:tcMar>
+              <w:top w:type="dxa" w:w="80"/>
+              <w:left w:type="dxa" w:w="100"/>
+              <w:bottom w:type="dxa" w:w="80"/>
+              <w:right w:type="dxa" w:w="100"/>
+            </w:tcMar>
           </w:tcPr>
           <w:p>
             <w:pPr>
               <w:spacing w:after="0"/>
+            </w:pPr>
+            <w:r>
+              <w:rPr>
+                <w:b/>
+                <w:bCs/>
+                <w:color w:val="12355B"/>
+                <w:sz w:val="19"/>
+                <w:szCs w:val="19"/>
+              </w:rPr>
+              <w:t xml:space="preserve">Concept Term</w:t>
+            </w:r>
+          </w:p>
+        </w:tc>
+        <w:tc>
+          <w:tcPr>
+            <w:tcW w:type="dxa" w:w="3160"/>
+            <w:shd w:fill="EEF4F8" w:color="auto" w:val="clear"/>
+            <w:tcMar>
+              <w:top w:type="dxa" w:w="80"/>
+              <w:left w:type="dxa" w:w="100"/>
+              <w:bottom w:type="dxa" w:w="80"/>
+              <w:right w:type="dxa" w:w="100"/>
+            </w:tcMar>
+          </w:tcPr>
+          <w:p>
+            <w:pPr>
+              <w:spacing w:after="0"/>
+            </w:pPr>
+            <w:r>
+              <w:rPr>
+                <w:b/>
+                <w:bCs/>
+                <w:color w:val="12355B"/>
+                <w:sz w:val="19"/>
+                <w:szCs w:val="19"/>
+              </w:rPr>
+              <w:t xml:space="preserve">Student-Friendly Definition</w:t>
+            </w:r>
+          </w:p>
+        </w:tc>
+        <w:tc>
+          <w:tcPr>
+            <w:tcW w:type="dxa" w:w="2200"/>
+            <w:shd w:fill="EEF4F8" w:color="auto" w:val="clear"/>
+            <w:tcMar>
+              <w:top w:type="dxa" w:w="80"/>
+              <w:left w:type="dxa" w:w="100"/>
+              <w:bottom w:type="dxa" w:w="80"/>
+              <w:right w:type="dxa" w:w="100"/>
+            </w:tcMar>
+          </w:tcPr>
+          <w:p>
+            <w:pPr>
+              <w:spacing w:after="0"/>
+            </w:pPr>
+            <w:r>
+              <w:rPr>
+                <w:b/>
+                <w:bCs/>
+                <w:color w:val="12355B"/>
+                <w:sz w:val="19"/>
+                <w:szCs w:val="19"/>
+              </w:rPr>
+              <w:t xml:space="preserve">Non-Example</w:t>
+            </w:r>
+          </w:p>
+        </w:tc>
+        <w:tc>
+          <w:tcPr>
+            <w:tcW w:type="dxa" w:w="2200"/>
+            <w:shd w:fill="EEF4F8" w:color="auto" w:val="clear"/>
+            <w:tcMar>
+              <w:top w:type="dxa" w:w="80"/>
+              <w:left w:type="dxa" w:w="100"/>
+              <w:bottom w:type="dxa" w:w="80"/>
+              <w:right w:type="dxa" w:w="100"/>
+            </w:tcMar>
+          </w:tcPr>
+          <w:p>
+            <w:pPr>
+              <w:spacing w:after="0"/>
+            </w:pPr>
+            <w:r>
+              <w:rPr>
+                <w:b/>
+                <w:bCs/>
+                <w:color w:val="12355B"/>
+                <w:sz w:val="19"/>
+                <w:szCs w:val="19"/>
+              </w:rPr>
+              <w:t xml:space="preserve">Visual Clue</w:t>
+            </w:r>
+          </w:p>
+        </w:tc>
+      </w:tr>
+      <w:tr>
+        <w:trPr>
+          <w:cantSplit/>
+        </w:trPr>
+        <w:tc>
+          <w:tcPr>
+            <w:tcW w:type="dxa" w:w="1800"/>
+            <w:tcMar>
+              <w:top w:type="dxa" w:w="80"/>
+              <w:left w:type="dxa" w:w="100"/>
+              <w:bottom w:type="dxa" w:w="80"/>
+              <w:right w:type="dxa" w:w="100"/>
+            </w:tcMar>
+            <w:vAlign w:val="top"/>
+          </w:tcPr>
+          <w:p>
+            <w:pPr>
+              <w:spacing w:after="30"/>
+            </w:pPr>
+            <w:r>
+              <w:rPr>
+                <w:b/>
+                <w:bCs/>
+                <w:color w:val="12355B"/>
+                <w:sz w:val="21"/>
+                <w:szCs w:val="21"/>
+              </w:rPr>
+              <w:t xml:space="preserve">Convert Measurements within the Same System</w:t>
+            </w:r>
+          </w:p>
+          <w:p>
+            <w:pPr>
+              <w:spacing w:after="0"/>
+            </w:pPr>
+            <w:r>
+              <w:rPr>
+                <w:i/>
+                <w:iCs/>
+                <w:color w:val="5F6F80"/>
+                <w:sz w:val="18"/>
+                <w:szCs w:val="18"/>
+              </w:rPr>
+              <w:t xml:space="preserve">Convertir medidas dentro del mismo sistema</w:t>
+            </w:r>
+          </w:p>
+        </w:tc>
+        <w:tc>
+          <w:tcPr>
+            <w:tcW w:type="dxa" w:w="3160"/>
+            <w:tcMar>
+              <w:top w:type="dxa" w:w="80"/>
+              <w:left w:type="dxa" w:w="100"/>
+              <w:bottom w:type="dxa" w:w="80"/>
+              <w:right w:type="dxa" w:w="100"/>
+            </w:tcMar>
+            <w:vAlign w:val="top"/>
+          </w:tcPr>
+          <w:p>
+            <w:pPr>
+              <w:spacing w:after="0"/>
+            </w:pPr>
+            <w:r>
+              <w:rPr>
+                <w:sz w:val="20"/>
+                <w:szCs w:val="20"/>
+              </w:rPr>
+              <w:t xml:space="preserve">Rewriting a measurement in a different unit of the SAME system, such as feet into inches or liters into milliliters.</w:t>
+            </w:r>
+          </w:p>
+        </w:tc>
+        <w:tc>
+          <w:tcPr>
+            <w:tcW w:type="dxa" w:w="2200"/>
+            <w:tcMar>
+              <w:top w:type="dxa" w:w="80"/>
+              <w:left w:type="dxa" w:w="100"/>
+              <w:bottom w:type="dxa" w:w="80"/>
+              <w:right w:type="dxa" w:w="100"/>
+            </w:tcMar>
+            <w:vAlign w:val="top"/>
+          </w:tcPr>
+          <w:p>
+            <w:pPr>
+              <w:spacing w:after="40"/>
+            </w:pPr>
+            <w:r>
+              <w:rPr>
+                <w:i/>
+                <w:iCs/>
+                <w:color w:val="5F6F80"/>
+                <w:sz w:val="19"/>
+                <w:szCs w:val="19"/>
+              </w:rPr>
+              <w:t xml:space="preserve">Not Convert Measurements within the Same System: write a counter-example that breaks the definition.</w:t>
+            </w:r>
+          </w:p>
+          <w:p>
+            <w:pPr>
+              <w:pBdr>
+                <w:bottom w:val="single" w:color="AFBECC" w:sz="6"/>
+              </w:pBdr>
+              <w:spacing w:after="30" w:before="150"/>
+            </w:pPr>
+            <w:r>
+              <w:t xml:space="preserve"/>
+            </w:r>
+          </w:p>
+        </w:tc>
+        <w:tc>
+          <w:tcPr>
+            <w:tcW w:type="dxa" w:w="2200"/>
+            <w:tcMar>
+              <w:top w:type="dxa" w:w="80"/>
+              <w:left w:type="dxa" w:w="100"/>
+              <w:bottom w:type="dxa" w:w="80"/>
+              <w:right w:type="dxa" w:w="100"/>
+            </w:tcMar>
+            <w:vAlign w:val="top"/>
+          </w:tcPr>
+          <w:p>
+            <w:pPr>
+              <w:spacing w:after="40"/>
               <w:jc w:val="center"/>
             </w:pPr>
             <w:r>
               <w:drawing>
                 <wp:inline distT="0" distB="0" distL="0" distR="0">
-                  <wp:extent cx="1047750" cy="790575"/>
+                  <wp:extent cx="876300" cy="657225"/>
                   <wp:effectExtent t="0" r="0" b="0" l="0"/>
                   <wp:docPr id="1" name="" descr="" title=""/>
                   <wp:cNvGraphicFramePr>
@@ -331,7 +551,7 @@
                         <pic:spPr bwMode="auto">
                           <a:xfrm>
                             <a:off x="0" y="0"/>
-                            <a:ext cx="1047750" cy="790575"/>
+                            <a:ext cx="876300" cy="657225"/>
                           </a:xfrm>
                           <a:prstGeom prst="rect">
                             <a:avLst/>
@@ -344,32 +564,108 @@
               </w:drawing>
             </w:r>
           </w:p>
-        </w:tc>
-        <w:tc>
-          <w:tcPr>
-            <w:tcW w:type="dxa" w:w="7560"/>
-            <w:tcMar>
-              <w:top w:type="dxa" w:w="100"/>
-              <w:left w:type="dxa" w:w="40"/>
-              <w:bottom w:type="dxa" w:w="100"/>
-              <w:right w:type="dxa" w:w="40"/>
-            </w:tcMar>
-            <w:vAlign w:val="center"/>
-          </w:tcPr>
-          <w:p>
-            <w:pPr>
-              <w:spacing w:after="50"/>
+          <w:p>
+            <w:pPr>
+              <w:spacing w:after="0"/>
+            </w:pPr>
+            <w:r>
+              <w:rPr>
+                <w:i/>
+                <w:iCs/>
+                <w:color w:val="5F6F80"/>
+                <w:sz w:val="18"/>
+                <w:szCs w:val="18"/>
+              </w:rPr>
+              <w:t xml:space="preserve">4 feet = 48 inches; 4 liters = 4,000 milliliters</w:t>
+            </w:r>
+          </w:p>
+        </w:tc>
+      </w:tr>
+      <w:tr>
+        <w:trPr>
+          <w:cantSplit/>
+        </w:trPr>
+        <w:tc>
+          <w:tcPr>
+            <w:tcW w:type="dxa" w:w="1800"/>
+            <w:tcMar>
+              <w:top w:type="dxa" w:w="80"/>
+              <w:left w:type="dxa" w:w="100"/>
+              <w:bottom w:type="dxa" w:w="80"/>
+              <w:right w:type="dxa" w:w="100"/>
+            </w:tcMar>
+            <w:vAlign w:val="top"/>
+          </w:tcPr>
+          <w:p>
+            <w:pPr>
+              <w:spacing w:after="30"/>
             </w:pPr>
             <w:r>
               <w:rPr>
                 <w:b/>
                 <w:bCs/>
                 <w:color w:val="12355B"/>
-                <w:sz w:val="24"/>
-                <w:szCs w:val="24"/>
-              </w:rPr>
-              <w:t xml:space="preserve">Convert Measurements within the Same System</w:t>
-            </w:r>
+                <w:sz w:val="21"/>
+                <w:szCs w:val="21"/>
+              </w:rPr>
+              <w:t xml:space="preserve">Conversion factor</w:t>
+            </w:r>
+          </w:p>
+          <w:p>
+            <w:pPr>
+              <w:spacing w:after="0"/>
+            </w:pPr>
+            <w:r>
+              <w:rPr>
+                <w:i/>
+                <w:iCs/>
+                <w:color w:val="5F6F80"/>
+                <w:sz w:val="18"/>
+                <w:szCs w:val="18"/>
+              </w:rPr>
+              <w:t xml:space="preserve">Factor de conversión</w:t>
+            </w:r>
+          </w:p>
+        </w:tc>
+        <w:tc>
+          <w:tcPr>
+            <w:tcW w:type="dxa" w:w="3160"/>
+            <w:tcMar>
+              <w:top w:type="dxa" w:w="80"/>
+              <w:left w:type="dxa" w:w="100"/>
+              <w:bottom w:type="dxa" w:w="80"/>
+              <w:right w:type="dxa" w:w="100"/>
+            </w:tcMar>
+            <w:vAlign w:val="top"/>
+          </w:tcPr>
+          <w:p>
+            <w:pPr>
+              <w:spacing w:after="0"/>
+            </w:pPr>
+            <w:r>
+              <w:rPr>
+                <w:sz w:val="20"/>
+                <w:szCs w:val="20"/>
+              </w:rPr>
+              <w:t xml:space="preserve">The ratio that links two units in the same measurement system, such as 12 inches to 1 foot. Within one system it is exact.</w:t>
+            </w:r>
+          </w:p>
+        </w:tc>
+        <w:tc>
+          <w:tcPr>
+            <w:tcW w:type="dxa" w:w="2200"/>
+            <w:tcMar>
+              <w:top w:type="dxa" w:w="80"/>
+              <w:left w:type="dxa" w:w="100"/>
+              <w:bottom w:type="dxa" w:w="80"/>
+              <w:right w:type="dxa" w:w="100"/>
+            </w:tcMar>
+            <w:vAlign w:val="top"/>
+          </w:tcPr>
+          <w:p>
+            <w:pPr>
+              <w:spacing w:after="40"/>
+            </w:pPr>
             <w:r>
               <w:rPr>
                 <w:i/>
@@ -378,89 +674,41 @@
                 <w:sz w:val="19"/>
                 <w:szCs w:val="19"/>
               </w:rPr>
-              <w:t xml:space="preserve">   Convertir medidas dentro del mismo sistema</w:t>
-            </w:r>
-          </w:p>
+              <w:t xml:space="preserve">Not Conversion factor: write a counter-example that breaks the definition.</w:t>
+            </w:r>
+          </w:p>
+          <w:p>
+            <w:pPr>
+              <w:pBdr>
+                <w:bottom w:val="single" w:color="AFBECC" w:sz="6"/>
+              </w:pBdr>
+              <w:spacing w:after="30" w:before="150"/>
+            </w:pPr>
+            <w:r>
+              <w:t xml:space="preserve"/>
+            </w:r>
+          </w:p>
+        </w:tc>
+        <w:tc>
+          <w:tcPr>
+            <w:tcW w:type="dxa" w:w="2200"/>
+            <w:tcMar>
+              <w:top w:type="dxa" w:w="80"/>
+              <w:left w:type="dxa" w:w="100"/>
+              <w:bottom w:type="dxa" w:w="80"/>
+              <w:right w:type="dxa" w:w="100"/>
+            </w:tcMar>
+            <w:vAlign w:val="top"/>
+          </w:tcPr>
           <w:p>
             <w:pPr>
               <w:spacing w:after="40"/>
-            </w:pPr>
-            <w:r>
-              <w:rPr>
-                <w:sz w:val="21"/>
-                <w:szCs w:val="21"/>
-              </w:rPr>
-              <w:t xml:space="preserve">Rewriting a measurement in a different unit of the SAME system, such as feet into inches or liters into milliliters.</w:t>
-            </w:r>
-          </w:p>
-          <w:p>
-            <w:pPr>
-              <w:spacing w:after="0"/>
-            </w:pPr>
-            <w:r>
-              <w:rPr>
-                <w:b/>
-                <w:bCs/>
-                <w:color w:val="1FA6A2"/>
-                <w:sz w:val="18"/>
-                <w:szCs w:val="18"/>
-              </w:rPr>
-              <w:t xml:space="preserve">Example:  </w:t>
-            </w:r>
-            <w:r>
-              <w:rPr>
-                <w:i/>
-                <w:iCs/>
-                <w:color w:val="5F6F80"/>
-                <w:sz w:val="18"/>
-                <w:szCs w:val="18"/>
-              </w:rPr>
-              <w:t xml:space="preserve">4 feet = 48 inches; 4 liters = 4,000 milliliters</w:t>
-            </w:r>
-          </w:p>
-        </w:tc>
-      </w:tr>
-    </w:tbl>
-    <w:tbl>
-      <w:tblPr>
-        <w:tblW w:type="pct" w:w="100%"/>
-        <w:tblBorders>
-          <w:top w:val="none" w:color="FFFFFF" w:sz="0"/>
-          <w:left w:val="none" w:color="FFFFFF" w:sz="0"/>
-          <w:bottom w:val="single" w:color="C7D2DD" w:sz="4"/>
-          <w:right w:val="none" w:color="FFFFFF" w:sz="0"/>
-          <w:insideH w:val="none" w:color="FFFFFF" w:sz="0"/>
-          <w:insideV w:val="none" w:color="FFFFFF" w:sz="0"/>
-        </w:tblBorders>
-      </w:tblPr>
-      <w:tblGrid>
-        <w:gridCol w:w="1800"/>
-        <w:gridCol w:w="7560"/>
-      </w:tblGrid>
-      <w:tr>
-        <w:trPr>
-          <w:cantSplit/>
-        </w:trPr>
-        <w:tc>
-          <w:tcPr>
-            <w:tcW w:type="dxa" w:w="1800"/>
-            <w:tcMar>
-              <w:top w:type="dxa" w:w="100"/>
-              <w:left w:type="dxa" w:w="40"/>
-              <w:bottom w:type="dxa" w:w="100"/>
-              <w:right w:type="dxa" w:w="120"/>
-            </w:tcMar>
-            <w:vAlign w:val="center"/>
-          </w:tcPr>
-          <w:p>
-            <w:pPr>
-              <w:spacing w:after="0"/>
               <w:jc w:val="center"/>
             </w:pPr>
             <w:r>
               <w:drawing>
                 <wp:inline distT="0" distB="0" distL="0" distR="0">
-                  <wp:extent cx="1047750" cy="790575"/>
+                  <wp:extent cx="876300" cy="657225"/>
                   <wp:effectExtent t="0" r="0" b="0" l="0"/>
                   <wp:docPr id="1" name="" descr="" title=""/>
                   <wp:cNvGraphicFramePr>
@@ -485,7 +733,7 @@
                         <pic:spPr bwMode="auto">
                           <a:xfrm>
                             <a:off x="0" y="0"/>
-                            <a:ext cx="1047750" cy="790575"/>
+                            <a:ext cx="876300" cy="657225"/>
                           </a:xfrm>
                           <a:prstGeom prst="rect">
                             <a:avLst/>
@@ -498,32 +746,108 @@
               </w:drawing>
             </w:r>
           </w:p>
-        </w:tc>
-        <w:tc>
-          <w:tcPr>
-            <w:tcW w:type="dxa" w:w="7560"/>
-            <w:tcMar>
-              <w:top w:type="dxa" w:w="100"/>
-              <w:left w:type="dxa" w:w="40"/>
-              <w:bottom w:type="dxa" w:w="100"/>
-              <w:right w:type="dxa" w:w="40"/>
-            </w:tcMar>
-            <w:vAlign w:val="center"/>
-          </w:tcPr>
-          <w:p>
-            <w:pPr>
-              <w:spacing w:after="50"/>
+          <w:p>
+            <w:pPr>
+              <w:spacing w:after="0"/>
+            </w:pPr>
+            <w:r>
+              <w:rPr>
+                <w:i/>
+                <w:iCs/>
+                <w:color w:val="5F6F80"/>
+                <w:sz w:val="18"/>
+                <w:szCs w:val="18"/>
+              </w:rPr>
+              <w:t xml:space="preserve">1 ft = 12 in. · 1 L = 1,000 mL · 1 lb = 16 oz</w:t>
+            </w:r>
+          </w:p>
+        </w:tc>
+      </w:tr>
+      <w:tr>
+        <w:trPr>
+          <w:cantSplit/>
+        </w:trPr>
+        <w:tc>
+          <w:tcPr>
+            <w:tcW w:type="dxa" w:w="1800"/>
+            <w:tcMar>
+              <w:top w:type="dxa" w:w="80"/>
+              <w:left w:type="dxa" w:w="100"/>
+              <w:bottom w:type="dxa" w:w="80"/>
+              <w:right w:type="dxa" w:w="100"/>
+            </w:tcMar>
+            <w:vAlign w:val="top"/>
+          </w:tcPr>
+          <w:p>
+            <w:pPr>
+              <w:spacing w:after="30"/>
             </w:pPr>
             <w:r>
               <w:rPr>
                 <w:b/>
                 <w:bCs/>
                 <w:color w:val="12355B"/>
-                <w:sz w:val="24"/>
-                <w:szCs w:val="24"/>
-              </w:rPr>
-              <w:t xml:space="preserve">Conversion factor</w:t>
-            </w:r>
+                <w:sz w:val="21"/>
+                <w:szCs w:val="21"/>
+              </w:rPr>
+              <w:t xml:space="preserve">Unit ratio</w:t>
+            </w:r>
+          </w:p>
+          <w:p>
+            <w:pPr>
+              <w:spacing w:after="0"/>
+            </w:pPr>
+            <w:r>
+              <w:rPr>
+                <w:i/>
+                <w:iCs/>
+                <w:color w:val="5F6F80"/>
+                <w:sz w:val="18"/>
+                <w:szCs w:val="18"/>
+              </w:rPr>
+              <w:t xml:space="preserve">Razón unitaria</w:t>
+            </w:r>
+          </w:p>
+        </w:tc>
+        <w:tc>
+          <w:tcPr>
+            <w:tcW w:type="dxa" w:w="3160"/>
+            <w:tcMar>
+              <w:top w:type="dxa" w:w="80"/>
+              <w:left w:type="dxa" w:w="100"/>
+              <w:bottom w:type="dxa" w:w="80"/>
+              <w:right w:type="dxa" w:w="100"/>
+            </w:tcMar>
+            <w:vAlign w:val="top"/>
+          </w:tcPr>
+          <w:p>
+            <w:pPr>
+              <w:spacing w:after="0"/>
+            </w:pPr>
+            <w:r>
+              <w:rPr>
+                <w:sz w:val="20"/>
+                <w:szCs w:val="20"/>
+              </w:rPr>
+              <w:t xml:space="preserve">A ratio that compares an amount to exactly 1 unit of another quantity, like 12 inches to 1 foot.</w:t>
+            </w:r>
+          </w:p>
+        </w:tc>
+        <w:tc>
+          <w:tcPr>
+            <w:tcW w:type="dxa" w:w="2200"/>
+            <w:tcMar>
+              <w:top w:type="dxa" w:w="80"/>
+              <w:left w:type="dxa" w:w="100"/>
+              <w:bottom w:type="dxa" w:w="80"/>
+              <w:right w:type="dxa" w:w="100"/>
+            </w:tcMar>
+            <w:vAlign w:val="top"/>
+          </w:tcPr>
+          <w:p>
+            <w:pPr>
+              <w:spacing w:after="40"/>
+            </w:pPr>
             <w:r>
               <w:rPr>
                 <w:i/>
@@ -532,89 +856,41 @@
                 <w:sz w:val="19"/>
                 <w:szCs w:val="19"/>
               </w:rPr>
-              <w:t xml:space="preserve">   Factor de conversión</w:t>
-            </w:r>
-          </w:p>
+              <w:t xml:space="preserve">Not Unit ratio: write a counter-example that breaks the definition.</w:t>
+            </w:r>
+          </w:p>
+          <w:p>
+            <w:pPr>
+              <w:pBdr>
+                <w:bottom w:val="single" w:color="AFBECC" w:sz="6"/>
+              </w:pBdr>
+              <w:spacing w:after="30" w:before="150"/>
+            </w:pPr>
+            <w:r>
+              <w:t xml:space="preserve"/>
+            </w:r>
+          </w:p>
+        </w:tc>
+        <w:tc>
+          <w:tcPr>
+            <w:tcW w:type="dxa" w:w="2200"/>
+            <w:tcMar>
+              <w:top w:type="dxa" w:w="80"/>
+              <w:left w:type="dxa" w:w="100"/>
+              <w:bottom w:type="dxa" w:w="80"/>
+              <w:right w:type="dxa" w:w="100"/>
+            </w:tcMar>
+            <w:vAlign w:val="top"/>
+          </w:tcPr>
           <w:p>
             <w:pPr>
               <w:spacing w:after="40"/>
-            </w:pPr>
-            <w:r>
-              <w:rPr>
-                <w:sz w:val="21"/>
-                <w:szCs w:val="21"/>
-              </w:rPr>
-              <w:t xml:space="preserve">The ratio that links two units in the same measurement system, such as 12 inches to 1 foot. Within one system it is exact.</w:t>
-            </w:r>
-          </w:p>
-          <w:p>
-            <w:pPr>
-              <w:spacing w:after="0"/>
-            </w:pPr>
-            <w:r>
-              <w:rPr>
-                <w:b/>
-                <w:bCs/>
-                <w:color w:val="1FA6A2"/>
-                <w:sz w:val="18"/>
-                <w:szCs w:val="18"/>
-              </w:rPr>
-              <w:t xml:space="preserve">Example:  </w:t>
-            </w:r>
-            <w:r>
-              <w:rPr>
-                <w:i/>
-                <w:iCs/>
-                <w:color w:val="5F6F80"/>
-                <w:sz w:val="18"/>
-                <w:szCs w:val="18"/>
-              </w:rPr>
-              <w:t xml:space="preserve">1 ft = 12 in. · 1 L = 1,000 mL · 1 lb = 16 oz</w:t>
-            </w:r>
-          </w:p>
-        </w:tc>
-      </w:tr>
-    </w:tbl>
-    <w:tbl>
-      <w:tblPr>
-        <w:tblW w:type="pct" w:w="100%"/>
-        <w:tblBorders>
-          <w:top w:val="none" w:color="FFFFFF" w:sz="0"/>
-          <w:left w:val="none" w:color="FFFFFF" w:sz="0"/>
-          <w:bottom w:val="single" w:color="C7D2DD" w:sz="4"/>
-          <w:right w:val="none" w:color="FFFFFF" w:sz="0"/>
-          <w:insideH w:val="none" w:color="FFFFFF" w:sz="0"/>
-          <w:insideV w:val="none" w:color="FFFFFF" w:sz="0"/>
-        </w:tblBorders>
-      </w:tblPr>
-      <w:tblGrid>
-        <w:gridCol w:w="1800"/>
-        <w:gridCol w:w="7560"/>
-      </w:tblGrid>
-      <w:tr>
-        <w:trPr>
-          <w:cantSplit/>
-        </w:trPr>
-        <w:tc>
-          <w:tcPr>
-            <w:tcW w:type="dxa" w:w="1800"/>
-            <w:tcMar>
-              <w:top w:type="dxa" w:w="100"/>
-              <w:left w:type="dxa" w:w="40"/>
-              <w:bottom w:type="dxa" w:w="100"/>
-              <w:right w:type="dxa" w:w="120"/>
-            </w:tcMar>
-            <w:vAlign w:val="center"/>
-          </w:tcPr>
-          <w:p>
-            <w:pPr>
-              <w:spacing w:after="0"/>
               <w:jc w:val="center"/>
             </w:pPr>
             <w:r>
               <w:drawing>
                 <wp:inline distT="0" distB="0" distL="0" distR="0">
-                  <wp:extent cx="1047750" cy="790575"/>
+                  <wp:extent cx="876300" cy="657225"/>
                   <wp:effectExtent t="0" r="0" b="0" l="0"/>
                   <wp:docPr id="1" name="" descr="" title=""/>
                   <wp:cNvGraphicFramePr>
@@ -639,7 +915,7 @@
                         <pic:spPr bwMode="auto">
                           <a:xfrm>
                             <a:off x="0" y="0"/>
-                            <a:ext cx="1047750" cy="790575"/>
+                            <a:ext cx="876300" cy="657225"/>
                           </a:xfrm>
                           <a:prstGeom prst="rect">
                             <a:avLst/>
@@ -652,32 +928,108 @@
               </w:drawing>
             </w:r>
           </w:p>
-        </w:tc>
-        <w:tc>
-          <w:tcPr>
-            <w:tcW w:type="dxa" w:w="7560"/>
-            <w:tcMar>
-              <w:top w:type="dxa" w:w="100"/>
-              <w:left w:type="dxa" w:w="40"/>
-              <w:bottom w:type="dxa" w:w="100"/>
-              <w:right w:type="dxa" w:w="40"/>
-            </w:tcMar>
-            <w:vAlign w:val="center"/>
-          </w:tcPr>
-          <w:p>
-            <w:pPr>
-              <w:spacing w:after="50"/>
+          <w:p>
+            <w:pPr>
+              <w:spacing w:after="0"/>
+            </w:pPr>
+            <w:r>
+              <w:rPr>
+                <w:i/>
+                <w:iCs/>
+                <w:color w:val="5F6F80"/>
+                <w:sz w:val="18"/>
+                <w:szCs w:val="18"/>
+              </w:rPr>
+              <w:t xml:space="preserve">12 : 1 — twelve inches for every one foot</w:t>
+            </w:r>
+          </w:p>
+        </w:tc>
+      </w:tr>
+      <w:tr>
+        <w:trPr>
+          <w:cantSplit/>
+        </w:trPr>
+        <w:tc>
+          <w:tcPr>
+            <w:tcW w:type="dxa" w:w="1800"/>
+            <w:tcMar>
+              <w:top w:type="dxa" w:w="80"/>
+              <w:left w:type="dxa" w:w="100"/>
+              <w:bottom w:type="dxa" w:w="80"/>
+              <w:right w:type="dxa" w:w="100"/>
+            </w:tcMar>
+            <w:vAlign w:val="top"/>
+          </w:tcPr>
+          <w:p>
+            <w:pPr>
+              <w:spacing w:after="30"/>
             </w:pPr>
             <w:r>
               <w:rPr>
                 <w:b/>
                 <w:bCs/>
                 <w:color w:val="12355B"/>
-                <w:sz w:val="24"/>
-                <w:szCs w:val="24"/>
-              </w:rPr>
-              <w:t xml:space="preserve">Unit ratio</w:t>
-            </w:r>
+                <w:sz w:val="21"/>
+                <w:szCs w:val="21"/>
+              </w:rPr>
+              <w:t xml:space="preserve">Convert</w:t>
+            </w:r>
+          </w:p>
+          <w:p>
+            <w:pPr>
+              <w:spacing w:after="0"/>
+            </w:pPr>
+            <w:r>
+              <w:rPr>
+                <w:i/>
+                <w:iCs/>
+                <w:color w:val="5F6F80"/>
+                <w:sz w:val="18"/>
+                <w:szCs w:val="18"/>
+              </w:rPr>
+              <w:t xml:space="preserve">Convertir</w:t>
+            </w:r>
+          </w:p>
+        </w:tc>
+        <w:tc>
+          <w:tcPr>
+            <w:tcW w:type="dxa" w:w="3160"/>
+            <w:tcMar>
+              <w:top w:type="dxa" w:w="80"/>
+              <w:left w:type="dxa" w:w="100"/>
+              <w:bottom w:type="dxa" w:w="80"/>
+              <w:right w:type="dxa" w:w="100"/>
+            </w:tcMar>
+            <w:vAlign w:val="top"/>
+          </w:tcPr>
+          <w:p>
+            <w:pPr>
+              <w:spacing w:after="0"/>
+            </w:pPr>
+            <w:r>
+              <w:rPr>
+                <w:sz w:val="20"/>
+                <w:szCs w:val="20"/>
+              </w:rPr>
+              <w:t xml:space="preserve">To change a measurement from one unit to another without changing how much it is.</w:t>
+            </w:r>
+          </w:p>
+        </w:tc>
+        <w:tc>
+          <w:tcPr>
+            <w:tcW w:type="dxa" w:w="2200"/>
+            <w:tcMar>
+              <w:top w:type="dxa" w:w="80"/>
+              <w:left w:type="dxa" w:w="100"/>
+              <w:bottom w:type="dxa" w:w="80"/>
+              <w:right w:type="dxa" w:w="100"/>
+            </w:tcMar>
+            <w:vAlign w:val="top"/>
+          </w:tcPr>
+          <w:p>
+            <w:pPr>
+              <w:spacing w:after="40"/>
+            </w:pPr>
             <w:r>
               <w:rPr>
                 <w:i/>
@@ -686,89 +1038,41 @@
                 <w:sz w:val="19"/>
                 <w:szCs w:val="19"/>
               </w:rPr>
-              <w:t xml:space="preserve">   Razón unitaria</w:t>
-            </w:r>
-          </w:p>
+              <w:t xml:space="preserve">Not Convert: write a counter-example that breaks the definition.</w:t>
+            </w:r>
+          </w:p>
+          <w:p>
+            <w:pPr>
+              <w:pBdr>
+                <w:bottom w:val="single" w:color="AFBECC" w:sz="6"/>
+              </w:pBdr>
+              <w:spacing w:after="30" w:before="150"/>
+            </w:pPr>
+            <w:r>
+              <w:t xml:space="preserve"/>
+            </w:r>
+          </w:p>
+        </w:tc>
+        <w:tc>
+          <w:tcPr>
+            <w:tcW w:type="dxa" w:w="2200"/>
+            <w:tcMar>
+              <w:top w:type="dxa" w:w="80"/>
+              <w:left w:type="dxa" w:w="100"/>
+              <w:bottom w:type="dxa" w:w="80"/>
+              <w:right w:type="dxa" w:w="100"/>
+            </w:tcMar>
+            <w:vAlign w:val="top"/>
+          </w:tcPr>
           <w:p>
             <w:pPr>
               <w:spacing w:after="40"/>
-            </w:pPr>
-            <w:r>
-              <w:rPr>
-                <w:sz w:val="21"/>
-                <w:szCs w:val="21"/>
-              </w:rPr>
-              <w:t xml:space="preserve">A ratio that compares an amount to exactly 1 unit of another quantity, like 12 inches to 1 foot.</w:t>
-            </w:r>
-          </w:p>
-          <w:p>
-            <w:pPr>
-              <w:spacing w:after="0"/>
-            </w:pPr>
-            <w:r>
-              <w:rPr>
-                <w:b/>
-                <w:bCs/>
-                <w:color w:val="1FA6A2"/>
-                <w:sz w:val="18"/>
-                <w:szCs w:val="18"/>
-              </w:rPr>
-              <w:t xml:space="preserve">Example:  </w:t>
-            </w:r>
-            <w:r>
-              <w:rPr>
-                <w:i/>
-                <w:iCs/>
-                <w:color w:val="5F6F80"/>
-                <w:sz w:val="18"/>
-                <w:szCs w:val="18"/>
-              </w:rPr>
-              <w:t xml:space="preserve">12 : 1 — twelve inches for every one foot</w:t>
-            </w:r>
-          </w:p>
-        </w:tc>
-      </w:tr>
-    </w:tbl>
-    <w:tbl>
-      <w:tblPr>
-        <w:tblW w:type="pct" w:w="100%"/>
-        <w:tblBorders>
-          <w:top w:val="none" w:color="FFFFFF" w:sz="0"/>
-          <w:left w:val="none" w:color="FFFFFF" w:sz="0"/>
-          <w:bottom w:val="single" w:color="C7D2DD" w:sz="4"/>
-          <w:right w:val="none" w:color="FFFFFF" w:sz="0"/>
-          <w:insideH w:val="none" w:color="FFFFFF" w:sz="0"/>
-          <w:insideV w:val="none" w:color="FFFFFF" w:sz="0"/>
-        </w:tblBorders>
-      </w:tblPr>
-      <w:tblGrid>
-        <w:gridCol w:w="1800"/>
-        <w:gridCol w:w="7560"/>
-      </w:tblGrid>
-      <w:tr>
-        <w:trPr>
-          <w:cantSplit/>
-        </w:trPr>
-        <w:tc>
-          <w:tcPr>
-            <w:tcW w:type="dxa" w:w="1800"/>
-            <w:tcMar>
-              <w:top w:type="dxa" w:w="100"/>
-              <w:left w:type="dxa" w:w="40"/>
-              <w:bottom w:type="dxa" w:w="100"/>
-              <w:right w:type="dxa" w:w="120"/>
-            </w:tcMar>
-            <w:vAlign w:val="center"/>
-          </w:tcPr>
-          <w:p>
-            <w:pPr>
-              <w:spacing w:after="0"/>
               <w:jc w:val="center"/>
             </w:pPr>
             <w:r>
               <w:drawing>
                 <wp:inline distT="0" distB="0" distL="0" distR="0">
-                  <wp:extent cx="1047750" cy="790575"/>
+                  <wp:extent cx="876300" cy="657225"/>
                   <wp:effectExtent t="0" r="0" b="0" l="0"/>
                   <wp:docPr id="1" name="" descr="" title=""/>
                   <wp:cNvGraphicFramePr>
@@ -793,7 +1097,7 @@
                         <pic:spPr bwMode="auto">
                           <a:xfrm>
                             <a:off x="0" y="0"/>
-                            <a:ext cx="1047750" cy="790575"/>
+                            <a:ext cx="876300" cy="657225"/>
                           </a:xfrm>
                           <a:prstGeom prst="rect">
                             <a:avLst/>
@@ -806,32 +1110,108 @@
               </w:drawing>
             </w:r>
           </w:p>
-        </w:tc>
-        <w:tc>
-          <w:tcPr>
-            <w:tcW w:type="dxa" w:w="7560"/>
-            <w:tcMar>
-              <w:top w:type="dxa" w:w="100"/>
-              <w:left w:type="dxa" w:w="40"/>
-              <w:bottom w:type="dxa" w:w="100"/>
-              <w:right w:type="dxa" w:w="40"/>
-            </w:tcMar>
-            <w:vAlign w:val="center"/>
-          </w:tcPr>
-          <w:p>
-            <w:pPr>
-              <w:spacing w:after="50"/>
+          <w:p>
+            <w:pPr>
+              <w:spacing w:after="0"/>
+            </w:pPr>
+            <w:r>
+              <w:rPr>
+                <w:i/>
+                <w:iCs/>
+                <w:color w:val="5F6F80"/>
+                <w:sz w:val="18"/>
+                <w:szCs w:val="18"/>
+              </w:rPr>
+              <w:t xml:space="preserve">4 ft and 48 in are the same height, written two ways</w:t>
+            </w:r>
+          </w:p>
+        </w:tc>
+      </w:tr>
+      <w:tr>
+        <w:trPr>
+          <w:cantSplit/>
+        </w:trPr>
+        <w:tc>
+          <w:tcPr>
+            <w:tcW w:type="dxa" w:w="1800"/>
+            <w:tcMar>
+              <w:top w:type="dxa" w:w="80"/>
+              <w:left w:type="dxa" w:w="100"/>
+              <w:bottom w:type="dxa" w:w="80"/>
+              <w:right w:type="dxa" w:w="100"/>
+            </w:tcMar>
+            <w:vAlign w:val="top"/>
+          </w:tcPr>
+          <w:p>
+            <w:pPr>
+              <w:spacing w:after="30"/>
             </w:pPr>
             <w:r>
               <w:rPr>
                 <w:b/>
                 <w:bCs/>
                 <w:color w:val="12355B"/>
-                <w:sz w:val="24"/>
-                <w:szCs w:val="24"/>
-              </w:rPr>
-              <w:t xml:space="preserve">Convert</w:t>
-            </w:r>
+                <w:sz w:val="21"/>
+                <w:szCs w:val="21"/>
+              </w:rPr>
+              <w:t xml:space="preserve">Measurement system</w:t>
+            </w:r>
+          </w:p>
+          <w:p>
+            <w:pPr>
+              <w:spacing w:after="0"/>
+            </w:pPr>
+            <w:r>
+              <w:rPr>
+                <w:i/>
+                <w:iCs/>
+                <w:color w:val="5F6F80"/>
+                <w:sz w:val="18"/>
+                <w:szCs w:val="18"/>
+              </w:rPr>
+              <w:t xml:space="preserve">Sistema de medidas</w:t>
+            </w:r>
+          </w:p>
+        </w:tc>
+        <w:tc>
+          <w:tcPr>
+            <w:tcW w:type="dxa" w:w="3160"/>
+            <w:tcMar>
+              <w:top w:type="dxa" w:w="80"/>
+              <w:left w:type="dxa" w:w="100"/>
+              <w:bottom w:type="dxa" w:w="80"/>
+              <w:right w:type="dxa" w:w="100"/>
+            </w:tcMar>
+            <w:vAlign w:val="top"/>
+          </w:tcPr>
+          <w:p>
+            <w:pPr>
+              <w:spacing w:after="0"/>
+            </w:pPr>
+            <w:r>
+              <w:rPr>
+                <w:sz w:val="20"/>
+                <w:szCs w:val="20"/>
+              </w:rPr>
+              <w:t xml:space="preserve">A family of units that go together — customary units like inches and feet, or metric units like milliliters and liters.</w:t>
+            </w:r>
+          </w:p>
+        </w:tc>
+        <w:tc>
+          <w:tcPr>
+            <w:tcW w:type="dxa" w:w="2200"/>
+            <w:tcMar>
+              <w:top w:type="dxa" w:w="80"/>
+              <w:left w:type="dxa" w:w="100"/>
+              <w:bottom w:type="dxa" w:w="80"/>
+              <w:right w:type="dxa" w:w="100"/>
+            </w:tcMar>
+            <w:vAlign w:val="top"/>
+          </w:tcPr>
+          <w:p>
+            <w:pPr>
+              <w:spacing w:after="40"/>
+            </w:pPr>
             <w:r>
               <w:rPr>
                 <w:i/>
@@ -840,89 +1220,41 @@
                 <w:sz w:val="19"/>
                 <w:szCs w:val="19"/>
               </w:rPr>
-              <w:t xml:space="preserve">   Convertir</w:t>
-            </w:r>
-          </w:p>
+              <w:t xml:space="preserve">Not Measurement system: write a counter-example that breaks the definition.</w:t>
+            </w:r>
+          </w:p>
+          <w:p>
+            <w:pPr>
+              <w:pBdr>
+                <w:bottom w:val="single" w:color="AFBECC" w:sz="6"/>
+              </w:pBdr>
+              <w:spacing w:after="30" w:before="150"/>
+            </w:pPr>
+            <w:r>
+              <w:t xml:space="preserve"/>
+            </w:r>
+          </w:p>
+        </w:tc>
+        <w:tc>
+          <w:tcPr>
+            <w:tcW w:type="dxa" w:w="2200"/>
+            <w:tcMar>
+              <w:top w:type="dxa" w:w="80"/>
+              <w:left w:type="dxa" w:w="100"/>
+              <w:bottom w:type="dxa" w:w="80"/>
+              <w:right w:type="dxa" w:w="100"/>
+            </w:tcMar>
+            <w:vAlign w:val="top"/>
+          </w:tcPr>
           <w:p>
             <w:pPr>
               <w:spacing w:after="40"/>
-            </w:pPr>
-            <w:r>
-              <w:rPr>
-                <w:sz w:val="21"/>
-                <w:szCs w:val="21"/>
-              </w:rPr>
-              <w:t xml:space="preserve">To change a measurement from one unit to another without changing how much it is.</w:t>
-            </w:r>
-          </w:p>
-          <w:p>
-            <w:pPr>
-              <w:spacing w:after="0"/>
-            </w:pPr>
-            <w:r>
-              <w:rPr>
-                <w:b/>
-                <w:bCs/>
-                <w:color w:val="1FA6A2"/>
-                <w:sz w:val="18"/>
-                <w:szCs w:val="18"/>
-              </w:rPr>
-              <w:t xml:space="preserve">Example:  </w:t>
-            </w:r>
-            <w:r>
-              <w:rPr>
-                <w:i/>
-                <w:iCs/>
-                <w:color w:val="5F6F80"/>
-                <w:sz w:val="18"/>
-                <w:szCs w:val="18"/>
-              </w:rPr>
-              <w:t xml:space="preserve">4 ft and 48 in are the same height, written two ways</w:t>
-            </w:r>
-          </w:p>
-        </w:tc>
-      </w:tr>
-    </w:tbl>
-    <w:tbl>
-      <w:tblPr>
-        <w:tblW w:type="pct" w:w="100%"/>
-        <w:tblBorders>
-          <w:top w:val="none" w:color="FFFFFF" w:sz="0"/>
-          <w:left w:val="none" w:color="FFFFFF" w:sz="0"/>
-          <w:bottom w:val="single" w:color="C7D2DD" w:sz="4"/>
-          <w:right w:val="none" w:color="FFFFFF" w:sz="0"/>
-          <w:insideH w:val="none" w:color="FFFFFF" w:sz="0"/>
-          <w:insideV w:val="none" w:color="FFFFFF" w:sz="0"/>
-        </w:tblBorders>
-      </w:tblPr>
-      <w:tblGrid>
-        <w:gridCol w:w="1800"/>
-        <w:gridCol w:w="7560"/>
-      </w:tblGrid>
-      <w:tr>
-        <w:trPr>
-          <w:cantSplit/>
-        </w:trPr>
-        <w:tc>
-          <w:tcPr>
-            <w:tcW w:type="dxa" w:w="1800"/>
-            <w:tcMar>
-              <w:top w:type="dxa" w:w="100"/>
-              <w:left w:type="dxa" w:w="40"/>
-              <w:bottom w:type="dxa" w:w="100"/>
-              <w:right w:type="dxa" w:w="120"/>
-            </w:tcMar>
-            <w:vAlign w:val="center"/>
-          </w:tcPr>
-          <w:p>
-            <w:pPr>
-              <w:spacing w:after="0"/>
               <w:jc w:val="center"/>
             </w:pPr>
             <w:r>
               <w:drawing>
                 <wp:inline distT="0" distB="0" distL="0" distR="0">
-                  <wp:extent cx="1047750" cy="790575"/>
+                  <wp:extent cx="876300" cy="657225"/>
                   <wp:effectExtent t="0" r="0" b="0" l="0"/>
                   <wp:docPr id="1" name="" descr="" title=""/>
                   <wp:cNvGraphicFramePr>
@@ -947,7 +1279,7 @@
                         <pic:spPr bwMode="auto">
                           <a:xfrm>
                             <a:off x="0" y="0"/>
-                            <a:ext cx="1047750" cy="790575"/>
+                            <a:ext cx="876300" cy="657225"/>
                           </a:xfrm>
                           <a:prstGeom prst="rect">
                             <a:avLst/>
@@ -960,32 +1292,108 @@
               </w:drawing>
             </w:r>
           </w:p>
-        </w:tc>
-        <w:tc>
-          <w:tcPr>
-            <w:tcW w:type="dxa" w:w="7560"/>
-            <w:tcMar>
-              <w:top w:type="dxa" w:w="100"/>
-              <w:left w:type="dxa" w:w="40"/>
-              <w:bottom w:type="dxa" w:w="100"/>
-              <w:right w:type="dxa" w:w="40"/>
-            </w:tcMar>
-            <w:vAlign w:val="center"/>
-          </w:tcPr>
-          <w:p>
-            <w:pPr>
-              <w:spacing w:after="50"/>
+          <w:p>
+            <w:pPr>
+              <w:spacing w:after="0"/>
+            </w:pPr>
+            <w:r>
+              <w:rPr>
+                <w:i/>
+                <w:iCs/>
+                <w:color w:val="5F6F80"/>
+                <w:sz w:val="18"/>
+                <w:szCs w:val="18"/>
+              </w:rPr>
+              <w:t xml:space="preserve">Customary: 12 in = 1 ft · Metric: 1,000 mL = 1 L</w:t>
+            </w:r>
+          </w:p>
+        </w:tc>
+      </w:tr>
+      <w:tr>
+        <w:trPr>
+          <w:cantSplit/>
+        </w:trPr>
+        <w:tc>
+          <w:tcPr>
+            <w:tcW w:type="dxa" w:w="1800"/>
+            <w:tcMar>
+              <w:top w:type="dxa" w:w="80"/>
+              <w:left w:type="dxa" w:w="100"/>
+              <w:bottom w:type="dxa" w:w="80"/>
+              <w:right w:type="dxa" w:w="100"/>
+            </w:tcMar>
+            <w:vAlign w:val="top"/>
+          </w:tcPr>
+          <w:p>
+            <w:pPr>
+              <w:spacing w:after="30"/>
             </w:pPr>
             <w:r>
               <w:rPr>
                 <w:b/>
                 <w:bCs/>
                 <w:color w:val="12355B"/>
-                <w:sz w:val="24"/>
-                <w:szCs w:val="24"/>
-              </w:rPr>
-              <w:t xml:space="preserve">Measurement system</w:t>
-            </w:r>
+                <w:sz w:val="21"/>
+                <w:szCs w:val="21"/>
+              </w:rPr>
+              <w:t xml:space="preserve">Double number line</w:t>
+            </w:r>
+          </w:p>
+          <w:p>
+            <w:pPr>
+              <w:spacing w:after="0"/>
+            </w:pPr>
+            <w:r>
+              <w:rPr>
+                <w:i/>
+                <w:iCs/>
+                <w:color w:val="5F6F80"/>
+                <w:sz w:val="18"/>
+                <w:szCs w:val="18"/>
+              </w:rPr>
+              <w:t xml:space="preserve">Recta numérica doble</w:t>
+            </w:r>
+          </w:p>
+        </w:tc>
+        <w:tc>
+          <w:tcPr>
+            <w:tcW w:type="dxa" w:w="3160"/>
+            <w:tcMar>
+              <w:top w:type="dxa" w:w="80"/>
+              <w:left w:type="dxa" w:w="100"/>
+              <w:bottom w:type="dxa" w:w="80"/>
+              <w:right w:type="dxa" w:w="100"/>
+            </w:tcMar>
+            <w:vAlign w:val="top"/>
+          </w:tcPr>
+          <w:p>
+            <w:pPr>
+              <w:spacing w:after="0"/>
+            </w:pPr>
+            <w:r>
+              <w:rPr>
+                <w:sz w:val="20"/>
+                <w:szCs w:val="20"/>
+              </w:rPr>
+              <w:t xml:space="preserve">Two number lines lined up so matching tick marks show two units for the same amount.</w:t>
+            </w:r>
+          </w:p>
+        </w:tc>
+        <w:tc>
+          <w:tcPr>
+            <w:tcW w:type="dxa" w:w="2200"/>
+            <w:tcMar>
+              <w:top w:type="dxa" w:w="80"/>
+              <w:left w:type="dxa" w:w="100"/>
+              <w:bottom w:type="dxa" w:w="80"/>
+              <w:right w:type="dxa" w:w="100"/>
+            </w:tcMar>
+            <w:vAlign w:val="top"/>
+          </w:tcPr>
+          <w:p>
+            <w:pPr>
+              <w:spacing w:after="40"/>
+            </w:pPr>
             <w:r>
               <w:rPr>
                 <w:i/>
@@ -994,89 +1402,41 @@
                 <w:sz w:val="19"/>
                 <w:szCs w:val="19"/>
               </w:rPr>
-              <w:t xml:space="preserve">   Sistema de medidas</w:t>
-            </w:r>
-          </w:p>
+              <w:t xml:space="preserve">Not Double number line: write a counter-example that breaks the definition.</w:t>
+            </w:r>
+          </w:p>
+          <w:p>
+            <w:pPr>
+              <w:pBdr>
+                <w:bottom w:val="single" w:color="AFBECC" w:sz="6"/>
+              </w:pBdr>
+              <w:spacing w:after="30" w:before="150"/>
+            </w:pPr>
+            <w:r>
+              <w:t xml:space="preserve"/>
+            </w:r>
+          </w:p>
+        </w:tc>
+        <w:tc>
+          <w:tcPr>
+            <w:tcW w:type="dxa" w:w="2200"/>
+            <w:tcMar>
+              <w:top w:type="dxa" w:w="80"/>
+              <w:left w:type="dxa" w:w="100"/>
+              <w:bottom w:type="dxa" w:w="80"/>
+              <w:right w:type="dxa" w:w="100"/>
+            </w:tcMar>
+            <w:vAlign w:val="top"/>
+          </w:tcPr>
           <w:p>
             <w:pPr>
               <w:spacing w:after="40"/>
-            </w:pPr>
-            <w:r>
-              <w:rPr>
-                <w:sz w:val="21"/>
-                <w:szCs w:val="21"/>
-              </w:rPr>
-              <w:t xml:space="preserve">A family of units that go together — customary units like inches and feet, or metric units like milliliters and liters.</w:t>
-            </w:r>
-          </w:p>
-          <w:p>
-            <w:pPr>
-              <w:spacing w:after="0"/>
-            </w:pPr>
-            <w:r>
-              <w:rPr>
-                <w:b/>
-                <w:bCs/>
-                <w:color w:val="1FA6A2"/>
-                <w:sz w:val="18"/>
-                <w:szCs w:val="18"/>
-              </w:rPr>
-              <w:t xml:space="preserve">Example:  </w:t>
-            </w:r>
-            <w:r>
-              <w:rPr>
-                <w:i/>
-                <w:iCs/>
-                <w:color w:val="5F6F80"/>
-                <w:sz w:val="18"/>
-                <w:szCs w:val="18"/>
-              </w:rPr>
-              <w:t xml:space="preserve">Customary: 12 in = 1 ft · Metric: 1,000 mL = 1 L</w:t>
-            </w:r>
-          </w:p>
-        </w:tc>
-      </w:tr>
-    </w:tbl>
-    <w:tbl>
-      <w:tblPr>
-        <w:tblW w:type="pct" w:w="100%"/>
-        <w:tblBorders>
-          <w:top w:val="none" w:color="FFFFFF" w:sz="0"/>
-          <w:left w:val="none" w:color="FFFFFF" w:sz="0"/>
-          <w:bottom w:val="single" w:color="C7D2DD" w:sz="4"/>
-          <w:right w:val="none" w:color="FFFFFF" w:sz="0"/>
-          <w:insideH w:val="none" w:color="FFFFFF" w:sz="0"/>
-          <w:insideV w:val="none" w:color="FFFFFF" w:sz="0"/>
-        </w:tblBorders>
-      </w:tblPr>
-      <w:tblGrid>
-        <w:gridCol w:w="1800"/>
-        <w:gridCol w:w="7560"/>
-      </w:tblGrid>
-      <w:tr>
-        <w:trPr>
-          <w:cantSplit/>
-        </w:trPr>
-        <w:tc>
-          <w:tcPr>
-            <w:tcW w:type="dxa" w:w="1800"/>
-            <w:tcMar>
-              <w:top w:type="dxa" w:w="100"/>
-              <w:left w:type="dxa" w:w="40"/>
-              <w:bottom w:type="dxa" w:w="100"/>
-              <w:right w:type="dxa" w:w="120"/>
-            </w:tcMar>
-            <w:vAlign w:val="center"/>
-          </w:tcPr>
-          <w:p>
-            <w:pPr>
-              <w:spacing w:after="0"/>
               <w:jc w:val="center"/>
             </w:pPr>
             <w:r>
               <w:drawing>
                 <wp:inline distT="0" distB="0" distL="0" distR="0">
-                  <wp:extent cx="1047750" cy="790575"/>
+                  <wp:extent cx="876300" cy="657225"/>
                   <wp:effectExtent t="0" r="0" b="0" l="0"/>
                   <wp:docPr id="1" name="" descr="" title=""/>
                   <wp:cNvGraphicFramePr>
@@ -1101,7 +1461,7 @@
                         <pic:spPr bwMode="auto">
                           <a:xfrm>
                             <a:off x="0" y="0"/>
-                            <a:ext cx="1047750" cy="790575"/>
+                            <a:ext cx="876300" cy="657225"/>
                           </a:xfrm>
                           <a:prstGeom prst="rect">
                             <a:avLst/>
@@ -1114,32 +1474,108 @@
               </w:drawing>
             </w:r>
           </w:p>
-        </w:tc>
-        <w:tc>
-          <w:tcPr>
-            <w:tcW w:type="dxa" w:w="7560"/>
-            <w:tcMar>
-              <w:top w:type="dxa" w:w="100"/>
-              <w:left w:type="dxa" w:w="40"/>
-              <w:bottom w:type="dxa" w:w="100"/>
-              <w:right w:type="dxa" w:w="40"/>
-            </w:tcMar>
-            <w:vAlign w:val="center"/>
-          </w:tcPr>
-          <w:p>
-            <w:pPr>
-              <w:spacing w:after="50"/>
+          <w:p>
+            <w:pPr>
+              <w:spacing w:after="0"/>
+            </w:pPr>
+            <w:r>
+              <w:rPr>
+                <w:i/>
+                <w:iCs/>
+                <w:color w:val="5F6F80"/>
+                <w:sz w:val="18"/>
+                <w:szCs w:val="18"/>
+              </w:rPr>
+              <w:t xml:space="preserve">Liters 0, 1, 2, 3, 4 above milliliters 0, 1,000, 2,000, 3,000, 4,000</w:t>
+            </w:r>
+          </w:p>
+        </w:tc>
+      </w:tr>
+      <w:tr>
+        <w:trPr>
+          <w:cantSplit/>
+        </w:trPr>
+        <w:tc>
+          <w:tcPr>
+            <w:tcW w:type="dxa" w:w="1800"/>
+            <w:tcMar>
+              <w:top w:type="dxa" w:w="80"/>
+              <w:left w:type="dxa" w:w="100"/>
+              <w:bottom w:type="dxa" w:w="80"/>
+              <w:right w:type="dxa" w:w="100"/>
+            </w:tcMar>
+            <w:vAlign w:val="top"/>
+          </w:tcPr>
+          <w:p>
+            <w:pPr>
+              <w:spacing w:after="30"/>
             </w:pPr>
             <w:r>
               <w:rPr>
                 <w:b/>
                 <w:bCs/>
                 <w:color w:val="12355B"/>
-                <w:sz w:val="24"/>
-                <w:szCs w:val="24"/>
-              </w:rPr>
-              <w:t xml:space="preserve">Double number line</w:t>
-            </w:r>
+                <w:sz w:val="21"/>
+                <w:szCs w:val="21"/>
+              </w:rPr>
+              <w:t xml:space="preserve">Ratio table</w:t>
+            </w:r>
+          </w:p>
+          <w:p>
+            <w:pPr>
+              <w:spacing w:after="0"/>
+            </w:pPr>
+            <w:r>
+              <w:rPr>
+                <w:i/>
+                <w:iCs/>
+                <w:color w:val="5F6F80"/>
+                <w:sz w:val="18"/>
+                <w:szCs w:val="18"/>
+              </w:rPr>
+              <w:t xml:space="preserve">Tabla de razones</w:t>
+            </w:r>
+          </w:p>
+        </w:tc>
+        <w:tc>
+          <w:tcPr>
+            <w:tcW w:type="dxa" w:w="3160"/>
+            <w:tcMar>
+              <w:top w:type="dxa" w:w="80"/>
+              <w:left w:type="dxa" w:w="100"/>
+              <w:bottom w:type="dxa" w:w="80"/>
+              <w:right w:type="dxa" w:w="100"/>
+            </w:tcMar>
+            <w:vAlign w:val="top"/>
+          </w:tcPr>
+          <w:p>
+            <w:pPr>
+              <w:spacing w:after="0"/>
+            </w:pPr>
+            <w:r>
+              <w:rPr>
+                <w:sz w:val="20"/>
+                <w:szCs w:val="20"/>
+              </w:rPr>
+              <w:t xml:space="preserve">A table of equal ratios that lets you scale a conversion up or down one row at a time.</w:t>
+            </w:r>
+          </w:p>
+        </w:tc>
+        <w:tc>
+          <w:tcPr>
+            <w:tcW w:type="dxa" w:w="2200"/>
+            <w:tcMar>
+              <w:top w:type="dxa" w:w="80"/>
+              <w:left w:type="dxa" w:w="100"/>
+              <w:bottom w:type="dxa" w:w="80"/>
+              <w:right w:type="dxa" w:w="100"/>
+            </w:tcMar>
+            <w:vAlign w:val="top"/>
+          </w:tcPr>
+          <w:p>
+            <w:pPr>
+              <w:spacing w:after="40"/>
+            </w:pPr>
             <w:r>
               <w:rPr>
                 <w:i/>
@@ -1148,89 +1584,41 @@
                 <w:sz w:val="19"/>
                 <w:szCs w:val="19"/>
               </w:rPr>
-              <w:t xml:space="preserve">   Recta numérica doble</w:t>
-            </w:r>
-          </w:p>
+              <w:t xml:space="preserve">Not Ratio table: write a counter-example that breaks the definition.</w:t>
+            </w:r>
+          </w:p>
+          <w:p>
+            <w:pPr>
+              <w:pBdr>
+                <w:bottom w:val="single" w:color="AFBECC" w:sz="6"/>
+              </w:pBdr>
+              <w:spacing w:after="30" w:before="150"/>
+            </w:pPr>
+            <w:r>
+              <w:t xml:space="preserve"/>
+            </w:r>
+          </w:p>
+        </w:tc>
+        <w:tc>
+          <w:tcPr>
+            <w:tcW w:type="dxa" w:w="2200"/>
+            <w:tcMar>
+              <w:top w:type="dxa" w:w="80"/>
+              <w:left w:type="dxa" w:w="100"/>
+              <w:bottom w:type="dxa" w:w="80"/>
+              <w:right w:type="dxa" w:w="100"/>
+            </w:tcMar>
+            <w:vAlign w:val="top"/>
+          </w:tcPr>
           <w:p>
             <w:pPr>
               <w:spacing w:after="40"/>
-            </w:pPr>
-            <w:r>
-              <w:rPr>
-                <w:sz w:val="21"/>
-                <w:szCs w:val="21"/>
-              </w:rPr>
-              <w:t xml:space="preserve">Two number lines lined up so matching tick marks show two units for the same amount.</w:t>
-            </w:r>
-          </w:p>
-          <w:p>
-            <w:pPr>
-              <w:spacing w:after="0"/>
-            </w:pPr>
-            <w:r>
-              <w:rPr>
-                <w:b/>
-                <w:bCs/>
-                <w:color w:val="1FA6A2"/>
-                <w:sz w:val="18"/>
-                <w:szCs w:val="18"/>
-              </w:rPr>
-              <w:t xml:space="preserve">Example:  </w:t>
-            </w:r>
-            <w:r>
-              <w:rPr>
-                <w:i/>
-                <w:iCs/>
-                <w:color w:val="5F6F80"/>
-                <w:sz w:val="18"/>
-                <w:szCs w:val="18"/>
-              </w:rPr>
-              <w:t xml:space="preserve">Liters 0, 1, 2, 3, 4 above milliliters 0, 1,000, 2,000, 3,000, 4,000</w:t>
-            </w:r>
-          </w:p>
-        </w:tc>
-      </w:tr>
-    </w:tbl>
-    <w:tbl>
-      <w:tblPr>
-        <w:tblW w:type="pct" w:w="100%"/>
-        <w:tblBorders>
-          <w:top w:val="none" w:color="FFFFFF" w:sz="0"/>
-          <w:left w:val="none" w:color="FFFFFF" w:sz="0"/>
-          <w:bottom w:val="single" w:color="C7D2DD" w:sz="4"/>
-          <w:right w:val="none" w:color="FFFFFF" w:sz="0"/>
-          <w:insideH w:val="none" w:color="FFFFFF" w:sz="0"/>
-          <w:insideV w:val="none" w:color="FFFFFF" w:sz="0"/>
-        </w:tblBorders>
-      </w:tblPr>
-      <w:tblGrid>
-        <w:gridCol w:w="1800"/>
-        <w:gridCol w:w="7560"/>
-      </w:tblGrid>
-      <w:tr>
-        <w:trPr>
-          <w:cantSplit/>
-        </w:trPr>
-        <w:tc>
-          <w:tcPr>
-            <w:tcW w:type="dxa" w:w="1800"/>
-            <w:tcMar>
-              <w:top w:type="dxa" w:w="100"/>
-              <w:left w:type="dxa" w:w="40"/>
-              <w:bottom w:type="dxa" w:w="100"/>
-              <w:right w:type="dxa" w:w="120"/>
-            </w:tcMar>
-            <w:vAlign w:val="center"/>
-          </w:tcPr>
-          <w:p>
-            <w:pPr>
-              <w:spacing w:after="0"/>
               <w:jc w:val="center"/>
             </w:pPr>
             <w:r>
               <w:drawing>
                 <wp:inline distT="0" distB="0" distL="0" distR="0">
-                  <wp:extent cx="1047750" cy="790575"/>
+                  <wp:extent cx="876300" cy="657225"/>
                   <wp:effectExtent t="0" r="0" b="0" l="0"/>
                   <wp:docPr id="1" name="" descr="" title=""/>
                   <wp:cNvGraphicFramePr>
@@ -1255,7 +1643,7 @@
                         <pic:spPr bwMode="auto">
                           <a:xfrm>
                             <a:off x="0" y="0"/>
-                            <a:ext cx="1047750" cy="790575"/>
+                            <a:ext cx="876300" cy="657225"/>
                           </a:xfrm>
                           <a:prstGeom prst="rect">
                             <a:avLst/>
@@ -1268,32 +1656,108 @@
               </w:drawing>
             </w:r>
           </w:p>
-        </w:tc>
-        <w:tc>
-          <w:tcPr>
-            <w:tcW w:type="dxa" w:w="7560"/>
-            <w:tcMar>
-              <w:top w:type="dxa" w:w="100"/>
-              <w:left w:type="dxa" w:w="40"/>
-              <w:bottom w:type="dxa" w:w="100"/>
-              <w:right w:type="dxa" w:w="40"/>
-            </w:tcMar>
-            <w:vAlign w:val="center"/>
-          </w:tcPr>
-          <w:p>
-            <w:pPr>
-              <w:spacing w:after="50"/>
+          <w:p>
+            <w:pPr>
+              <w:spacing w:after="0"/>
+            </w:pPr>
+            <w:r>
+              <w:rPr>
+                <w:i/>
+                <w:iCs/>
+                <w:color w:val="5F6F80"/>
+                <w:sz w:val="18"/>
+                <w:szCs w:val="18"/>
+              </w:rPr>
+              <w:t xml:space="preserve">1 ft : 12 in, 2 ft : 24 in, 4 ft : 48 in</w:t>
+            </w:r>
+          </w:p>
+        </w:tc>
+      </w:tr>
+      <w:tr>
+        <w:trPr>
+          <w:cantSplit/>
+        </w:trPr>
+        <w:tc>
+          <w:tcPr>
+            <w:tcW w:type="dxa" w:w="1800"/>
+            <w:tcMar>
+              <w:top w:type="dxa" w:w="80"/>
+              <w:left w:type="dxa" w:w="100"/>
+              <w:bottom w:type="dxa" w:w="80"/>
+              <w:right w:type="dxa" w:w="100"/>
+            </w:tcMar>
+            <w:vAlign w:val="top"/>
+          </w:tcPr>
+          <w:p>
+            <w:pPr>
+              <w:spacing w:after="30"/>
             </w:pPr>
             <w:r>
               <w:rPr>
                 <w:b/>
                 <w:bCs/>
                 <w:color w:val="12355B"/>
-                <w:sz w:val="24"/>
-                <w:szCs w:val="24"/>
-              </w:rPr>
-              <w:t xml:space="preserve">Ratio table</w:t>
-            </w:r>
+                <w:sz w:val="21"/>
+                <w:szCs w:val="21"/>
+              </w:rPr>
+              <w:t xml:space="preserve">Customary units</w:t>
+            </w:r>
+          </w:p>
+          <w:p>
+            <w:pPr>
+              <w:spacing w:after="0"/>
+            </w:pPr>
+            <w:r>
+              <w:rPr>
+                <w:i/>
+                <w:iCs/>
+                <w:color w:val="5F6F80"/>
+                <w:sz w:val="18"/>
+                <w:szCs w:val="18"/>
+              </w:rPr>
+              <w:t xml:space="preserve">Unidades del sistema usual</w:t>
+            </w:r>
+          </w:p>
+        </w:tc>
+        <w:tc>
+          <w:tcPr>
+            <w:tcW w:type="dxa" w:w="3160"/>
+            <w:tcMar>
+              <w:top w:type="dxa" w:w="80"/>
+              <w:left w:type="dxa" w:w="100"/>
+              <w:bottom w:type="dxa" w:w="80"/>
+              <w:right w:type="dxa" w:w="100"/>
+            </w:tcMar>
+            <w:vAlign w:val="top"/>
+          </w:tcPr>
+          <w:p>
+            <w:pPr>
+              <w:spacing w:after="0"/>
+            </w:pPr>
+            <w:r>
+              <w:rPr>
+                <w:sz w:val="20"/>
+                <w:szCs w:val="20"/>
+              </w:rPr>
+              <w:t xml:space="preserve">The U.S. system of units: inch, foot, yard, mile, ounce, pound, cup, quart, gallon.</w:t>
+            </w:r>
+          </w:p>
+        </w:tc>
+        <w:tc>
+          <w:tcPr>
+            <w:tcW w:type="dxa" w:w="2200"/>
+            <w:tcMar>
+              <w:top w:type="dxa" w:w="80"/>
+              <w:left w:type="dxa" w:w="100"/>
+              <w:bottom w:type="dxa" w:w="80"/>
+              <w:right w:type="dxa" w:w="100"/>
+            </w:tcMar>
+            <w:vAlign w:val="top"/>
+          </w:tcPr>
+          <w:p>
+            <w:pPr>
+              <w:spacing w:after="40"/>
+            </w:pPr>
             <w:r>
               <w:rPr>
                 <w:i/>
@@ -1302,89 +1766,41 @@
                 <w:sz w:val="19"/>
                 <w:szCs w:val="19"/>
               </w:rPr>
-              <w:t xml:space="preserve">   Tabla de razones</w:t>
-            </w:r>
-          </w:p>
+              <w:t xml:space="preserve">Not Customary units: write a counter-example that breaks the definition.</w:t>
+            </w:r>
+          </w:p>
+          <w:p>
+            <w:pPr>
+              <w:pBdr>
+                <w:bottom w:val="single" w:color="AFBECC" w:sz="6"/>
+              </w:pBdr>
+              <w:spacing w:after="30" w:before="150"/>
+            </w:pPr>
+            <w:r>
+              <w:t xml:space="preserve"/>
+            </w:r>
+          </w:p>
+        </w:tc>
+        <w:tc>
+          <w:tcPr>
+            <w:tcW w:type="dxa" w:w="2200"/>
+            <w:tcMar>
+              <w:top w:type="dxa" w:w="80"/>
+              <w:left w:type="dxa" w:w="100"/>
+              <w:bottom w:type="dxa" w:w="80"/>
+              <w:right w:type="dxa" w:w="100"/>
+            </w:tcMar>
+            <w:vAlign w:val="top"/>
+          </w:tcPr>
           <w:p>
             <w:pPr>
               <w:spacing w:after="40"/>
-            </w:pPr>
-            <w:r>
-              <w:rPr>
-                <w:sz w:val="21"/>
-                <w:szCs w:val="21"/>
-              </w:rPr>
-              <w:t xml:space="preserve">A table of equal ratios that lets you scale a conversion up or down one row at a time.</w:t>
-            </w:r>
-          </w:p>
-          <w:p>
-            <w:pPr>
-              <w:spacing w:after="0"/>
-            </w:pPr>
-            <w:r>
-              <w:rPr>
-                <w:b/>
-                <w:bCs/>
-                <w:color w:val="1FA6A2"/>
-                <w:sz w:val="18"/>
-                <w:szCs w:val="18"/>
-              </w:rPr>
-              <w:t xml:space="preserve">Example:  </w:t>
-            </w:r>
-            <w:r>
-              <w:rPr>
-                <w:i/>
-                <w:iCs/>
-                <w:color w:val="5F6F80"/>
-                <w:sz w:val="18"/>
-                <w:szCs w:val="18"/>
-              </w:rPr>
-              <w:t xml:space="preserve">1 ft : 12 in, 2 ft : 24 in, 4 ft : 48 in</w:t>
-            </w:r>
-          </w:p>
-        </w:tc>
-      </w:tr>
-    </w:tbl>
-    <w:tbl>
-      <w:tblPr>
-        <w:tblW w:type="pct" w:w="100%"/>
-        <w:tblBorders>
-          <w:top w:val="none" w:color="FFFFFF" w:sz="0"/>
-          <w:left w:val="none" w:color="FFFFFF" w:sz="0"/>
-          <w:bottom w:val="single" w:color="C7D2DD" w:sz="4"/>
-          <w:right w:val="none" w:color="FFFFFF" w:sz="0"/>
-          <w:insideH w:val="none" w:color="FFFFFF" w:sz="0"/>
-          <w:insideV w:val="none" w:color="FFFFFF" w:sz="0"/>
-        </w:tblBorders>
-      </w:tblPr>
-      <w:tblGrid>
-        <w:gridCol w:w="1800"/>
-        <w:gridCol w:w="7560"/>
-      </w:tblGrid>
-      <w:tr>
-        <w:trPr>
-          <w:cantSplit/>
-        </w:trPr>
-        <w:tc>
-          <w:tcPr>
-            <w:tcW w:type="dxa" w:w="1800"/>
-            <w:tcMar>
-              <w:top w:type="dxa" w:w="100"/>
-              <w:left w:type="dxa" w:w="40"/>
-              <w:bottom w:type="dxa" w:w="100"/>
-              <w:right w:type="dxa" w:w="120"/>
-            </w:tcMar>
-            <w:vAlign w:val="center"/>
-          </w:tcPr>
-          <w:p>
-            <w:pPr>
-              <w:spacing w:after="0"/>
               <w:jc w:val="center"/>
             </w:pPr>
             <w:r>
               <w:drawing>
                 <wp:inline distT="0" distB="0" distL="0" distR="0">
-                  <wp:extent cx="1047750" cy="790575"/>
+                  <wp:extent cx="876300" cy="657225"/>
                   <wp:effectExtent t="0" r="0" b="0" l="0"/>
                   <wp:docPr id="1" name="" descr="" title=""/>
                   <wp:cNvGraphicFramePr>
@@ -1409,7 +1825,7 @@
                         <pic:spPr bwMode="auto">
                           <a:xfrm>
                             <a:off x="0" y="0"/>
-                            <a:ext cx="1047750" cy="790575"/>
+                            <a:ext cx="876300" cy="657225"/>
                           </a:xfrm>
                           <a:prstGeom prst="rect">
                             <a:avLst/>
@@ -1422,32 +1838,108 @@
               </w:drawing>
             </w:r>
           </w:p>
-        </w:tc>
-        <w:tc>
-          <w:tcPr>
-            <w:tcW w:type="dxa" w:w="7560"/>
-            <w:tcMar>
-              <w:top w:type="dxa" w:w="100"/>
-              <w:left w:type="dxa" w:w="40"/>
-              <w:bottom w:type="dxa" w:w="100"/>
-              <w:right w:type="dxa" w:w="40"/>
-            </w:tcMar>
-            <w:vAlign w:val="center"/>
-          </w:tcPr>
-          <w:p>
-            <w:pPr>
-              <w:spacing w:after="50"/>
+          <w:p>
+            <w:pPr>
+              <w:spacing w:after="0"/>
+            </w:pPr>
+            <w:r>
+              <w:rPr>
+                <w:i/>
+                <w:iCs/>
+                <w:color w:val="5F6F80"/>
+                <w:sz w:val="18"/>
+                <w:szCs w:val="18"/>
+              </w:rPr>
+              <w:t xml:space="preserve">12 in = 1 ft</w:t>
+            </w:r>
+          </w:p>
+        </w:tc>
+      </w:tr>
+      <w:tr>
+        <w:trPr>
+          <w:cantSplit/>
+        </w:trPr>
+        <w:tc>
+          <w:tcPr>
+            <w:tcW w:type="dxa" w:w="1800"/>
+            <w:tcMar>
+              <w:top w:type="dxa" w:w="80"/>
+              <w:left w:type="dxa" w:w="100"/>
+              <w:bottom w:type="dxa" w:w="80"/>
+              <w:right w:type="dxa" w:w="100"/>
+            </w:tcMar>
+            <w:vAlign w:val="top"/>
+          </w:tcPr>
+          <w:p>
+            <w:pPr>
+              <w:spacing w:after="30"/>
             </w:pPr>
             <w:r>
               <w:rPr>
                 <w:b/>
                 <w:bCs/>
                 <w:color w:val="12355B"/>
-                <w:sz w:val="24"/>
-                <w:szCs w:val="24"/>
-              </w:rPr>
-              <w:t xml:space="preserve">Customary units</w:t>
-            </w:r>
+                <w:sz w:val="21"/>
+                <w:szCs w:val="21"/>
+              </w:rPr>
+              <w:t xml:space="preserve">Metric units</w:t>
+            </w:r>
+          </w:p>
+          <w:p>
+            <w:pPr>
+              <w:spacing w:after="0"/>
+            </w:pPr>
+            <w:r>
+              <w:rPr>
+                <w:i/>
+                <w:iCs/>
+                <w:color w:val="5F6F80"/>
+                <w:sz w:val="18"/>
+                <w:szCs w:val="18"/>
+              </w:rPr>
+              <w:t xml:space="preserve">Unidades métricas</w:t>
+            </w:r>
+          </w:p>
+        </w:tc>
+        <w:tc>
+          <w:tcPr>
+            <w:tcW w:type="dxa" w:w="3160"/>
+            <w:tcMar>
+              <w:top w:type="dxa" w:w="80"/>
+              <w:left w:type="dxa" w:w="100"/>
+              <w:bottom w:type="dxa" w:w="80"/>
+              <w:right w:type="dxa" w:w="100"/>
+            </w:tcMar>
+            <w:vAlign w:val="top"/>
+          </w:tcPr>
+          <w:p>
+            <w:pPr>
+              <w:spacing w:after="0"/>
+            </w:pPr>
+            <w:r>
+              <w:rPr>
+                <w:sz w:val="20"/>
+                <w:szCs w:val="20"/>
+              </w:rPr>
+              <w:t xml:space="preserve">The base-10 system of units: meter, gram, liter.</w:t>
+            </w:r>
+          </w:p>
+        </w:tc>
+        <w:tc>
+          <w:tcPr>
+            <w:tcW w:type="dxa" w:w="2200"/>
+            <w:tcMar>
+              <w:top w:type="dxa" w:w="80"/>
+              <w:left w:type="dxa" w:w="100"/>
+              <w:bottom w:type="dxa" w:w="80"/>
+              <w:right w:type="dxa" w:w="100"/>
+            </w:tcMar>
+            <w:vAlign w:val="top"/>
+          </w:tcPr>
+          <w:p>
+            <w:pPr>
+              <w:spacing w:after="40"/>
+            </w:pPr>
             <w:r>
               <w:rPr>
                 <w:i/>
@@ -1456,89 +1948,41 @@
                 <w:sz w:val="19"/>
                 <w:szCs w:val="19"/>
               </w:rPr>
-              <w:t xml:space="preserve">   Unidades del sistema usual</w:t>
-            </w:r>
-          </w:p>
+              <w:t xml:space="preserve">Not Metric units: write a counter-example that breaks the definition.</w:t>
+            </w:r>
+          </w:p>
+          <w:p>
+            <w:pPr>
+              <w:pBdr>
+                <w:bottom w:val="single" w:color="AFBECC" w:sz="6"/>
+              </w:pBdr>
+              <w:spacing w:after="30" w:before="150"/>
+            </w:pPr>
+            <w:r>
+              <w:t xml:space="preserve"/>
+            </w:r>
+          </w:p>
+        </w:tc>
+        <w:tc>
+          <w:tcPr>
+            <w:tcW w:type="dxa" w:w="2200"/>
+            <w:tcMar>
+              <w:top w:type="dxa" w:w="80"/>
+              <w:left w:type="dxa" w:w="100"/>
+              <w:bottom w:type="dxa" w:w="80"/>
+              <w:right w:type="dxa" w:w="100"/>
+            </w:tcMar>
+            <w:vAlign w:val="top"/>
+          </w:tcPr>
           <w:p>
             <w:pPr>
               <w:spacing w:after="40"/>
-            </w:pPr>
-            <w:r>
-              <w:rPr>
-                <w:sz w:val="21"/>
-                <w:szCs w:val="21"/>
-              </w:rPr>
-              <w:t xml:space="preserve">The U.S. system of units: inch, foot, yard, mile, ounce, pound, cup, quart, gallon.</w:t>
-            </w:r>
-          </w:p>
-          <w:p>
-            <w:pPr>
-              <w:spacing w:after="0"/>
-            </w:pPr>
-            <w:r>
-              <w:rPr>
-                <w:b/>
-                <w:bCs/>
-                <w:color w:val="1FA6A2"/>
-                <w:sz w:val="18"/>
-                <w:szCs w:val="18"/>
-              </w:rPr>
-              <w:t xml:space="preserve">Example:  </w:t>
-            </w:r>
-            <w:r>
-              <w:rPr>
-                <w:i/>
-                <w:iCs/>
-                <w:color w:val="5F6F80"/>
-                <w:sz w:val="18"/>
-                <w:szCs w:val="18"/>
-              </w:rPr>
-              <w:t xml:space="preserve">12 in = 1 ft</w:t>
-            </w:r>
-          </w:p>
-        </w:tc>
-      </w:tr>
-    </w:tbl>
-    <w:tbl>
-      <w:tblPr>
-        <w:tblW w:type="pct" w:w="100%"/>
-        <w:tblBorders>
-          <w:top w:val="none" w:color="FFFFFF" w:sz="0"/>
-          <w:left w:val="none" w:color="FFFFFF" w:sz="0"/>
-          <w:bottom w:val="single" w:color="C7D2DD" w:sz="4"/>
-          <w:right w:val="none" w:color="FFFFFF" w:sz="0"/>
-          <w:insideH w:val="none" w:color="FFFFFF" w:sz="0"/>
-          <w:insideV w:val="none" w:color="FFFFFF" w:sz="0"/>
-        </w:tblBorders>
-      </w:tblPr>
-      <w:tblGrid>
-        <w:gridCol w:w="1800"/>
-        <w:gridCol w:w="7560"/>
-      </w:tblGrid>
-      <w:tr>
-        <w:trPr>
-          <w:cantSplit/>
-        </w:trPr>
-        <w:tc>
-          <w:tcPr>
-            <w:tcW w:type="dxa" w:w="1800"/>
-            <w:tcMar>
-              <w:top w:type="dxa" w:w="100"/>
-              <w:left w:type="dxa" w:w="40"/>
-              <w:bottom w:type="dxa" w:w="100"/>
-              <w:right w:type="dxa" w:w="120"/>
-            </w:tcMar>
-            <w:vAlign w:val="center"/>
-          </w:tcPr>
-          <w:p>
-            <w:pPr>
-              <w:spacing w:after="0"/>
               <w:jc w:val="center"/>
             </w:pPr>
             <w:r>
               <w:drawing>
                 <wp:inline distT="0" distB="0" distL="0" distR="0">
-                  <wp:extent cx="1047750" cy="790575"/>
+                  <wp:extent cx="876300" cy="657225"/>
                   <wp:effectExtent t="0" r="0" b="0" l="0"/>
                   <wp:docPr id="1" name="" descr="" title=""/>
                   <wp:cNvGraphicFramePr>
@@ -1563,7 +2007,7 @@
                         <pic:spPr bwMode="auto">
                           <a:xfrm>
                             <a:off x="0" y="0"/>
-                            <a:ext cx="1047750" cy="790575"/>
+                            <a:ext cx="876300" cy="657225"/>
                           </a:xfrm>
                           <a:prstGeom prst="rect">
                             <a:avLst/>
@@ -1576,69 +2020,10 @@
               </w:drawing>
             </w:r>
           </w:p>
-        </w:tc>
-        <w:tc>
-          <w:tcPr>
-            <w:tcW w:type="dxa" w:w="7560"/>
-            <w:tcMar>
-              <w:top w:type="dxa" w:w="100"/>
-              <w:left w:type="dxa" w:w="40"/>
-              <w:bottom w:type="dxa" w:w="100"/>
-              <w:right w:type="dxa" w:w="40"/>
-            </w:tcMar>
-            <w:vAlign w:val="center"/>
-          </w:tcPr>
-          <w:p>
-            <w:pPr>
-              <w:spacing w:after="50"/>
-            </w:pPr>
-            <w:r>
-              <w:rPr>
-                <w:b/>
-                <w:bCs/>
-                <w:color w:val="12355B"/>
-                <w:sz w:val="24"/>
-                <w:szCs w:val="24"/>
-              </w:rPr>
-              <w:t xml:space="preserve">Metric units</w:t>
-            </w:r>
-            <w:r>
-              <w:rPr>
-                <w:i/>
-                <w:iCs/>
-                <w:color w:val="5F6F80"/>
-                <w:sz w:val="19"/>
-                <w:szCs w:val="19"/>
-              </w:rPr>
-              <w:t xml:space="preserve">   Unidades métricas</w:t>
-            </w:r>
-          </w:p>
-          <w:p>
-            <w:pPr>
-              <w:spacing w:after="40"/>
-            </w:pPr>
-            <w:r>
-              <w:rPr>
-                <w:sz w:val="21"/>
-                <w:szCs w:val="21"/>
-              </w:rPr>
-              <w:t xml:space="preserve">The base-10 system of units: meter, gram, liter.</w:t>
-            </w:r>
-          </w:p>
           <w:p>
             <w:pPr>
               <w:spacing w:after="0"/>
             </w:pPr>
-            <w:r>
-              <w:rPr>
-                <w:b/>
-                <w:bCs/>
-                <w:color w:val="1FA6A2"/>
-                <w:sz w:val="18"/>
-                <w:szCs w:val="18"/>
-              </w:rPr>
-              <w:t xml:space="preserve">Example:  </w:t>
-            </w:r>
             <w:r>
               <w:rPr>
                 <w:i/>
@@ -3072,7 +3457,7 @@
                 <w:sz w:val="21"/>
                 <w:szCs w:val="21"/>
               </w:rPr>
-              <w:t xml:space="preserve">Chef Reyes writes every recipe in the units the supplier uses, but the kitchen's measuring tools are marked in different units of the same system. A stock order lists quarts; the pot is marked in cups. A height rule at the county fair ride is posted in inches; the sign-up sheet lists feet. Your job is to convert between units without changing the amount.</w:t>
+              <w:t xml:space="preserve">Chef Reyes writes every recipe in the units the supplier uses, but the kitchen's measuring tools are marked in different units of the same system. A stock order lists quarts; the pot is marked in cups. A height rule at the county fair ride is posted in inches; the sign-up sheet lists feet. Your job is to convert between units without changing the amount. The stock order lists 3 quarts, but the pot is marked in cups. The height rule at the ride says 48 inches, but the sign-up sheet lists feet.</w:t>
             </w:r>
           </w:p>
         </w:tc>
@@ -3357,7 +3742,7 @@
           <w:sz w:val="19"/>
           <w:szCs w:val="19"/>
         </w:rPr>
-        <w:t xml:space="preserve">   You Do — show your work</w:t>
+        <w:t xml:space="preserve">   You Do — show your work and reasoning</w:t>
       </w:r>
     </w:p>
     <w:p>
@@ -3372,7 +3757,7 @@
           <w:sz w:val="19"/>
           <w:szCs w:val="19"/>
         </w:rPr>
-        <w:t xml:space="preserve">Solve each problem. Show your thinking in the work box.</w:t>
+        <w:t xml:space="preserve">Solve each problem in the middle column and explain your reasoning using the sentence starters on the right.</w:t>
       </w:r>
     </w:p>
     <w:p>
@@ -3401,60 +3786,167 @@
         <w:t xml:space="preserve">   stretch your thinking</w:t>
       </w:r>
     </w:p>
-    <w:p>
-      <w:pPr>
-        <w:keepNext/>
-        <w:spacing w:after="60" w:before="160"/>
-      </w:pPr>
-      <w:r>
-        <w:rPr>
-          <w:b/>
-          <w:bCs/>
-          <w:color w:val="12355B"/>
-          <w:sz w:val="22"/>
-          <w:szCs w:val="22"/>
-        </w:rPr>
-        <w:t xml:space="preserve">1.  </w:t>
-      </w:r>
-      <w:r>
-        <w:rPr>
-          <w:b/>
-          <w:bCs/>
-          <w:sz w:val="21"/>
-          <w:szCs w:val="21"/>
-        </w:rPr>
-        <w:t xml:space="preserve">Michael's mother is setting four fence posts. Each post needs 250 ounces of concrete mix, one bag holds 80 ounces, and each bag needs 1 quart of water. How many bags and how many cups of water does she need? Show your conversions.</w:t>
-      </w:r>
-    </w:p>
     <w:tbl>
       <w:tblPr>
-        <w:tblW w:type="pct" w:w="100%"/>
+        <w:tblW w:type="dxa" w:w="9360"/>
         <w:tblBorders>
           <w:top w:val="single" w:color="C7D2DD" w:sz="6"/>
           <w:left w:val="single" w:color="C7D2DD" w:sz="6"/>
           <w:bottom w:val="single" w:color="C7D2DD" w:sz="6"/>
           <w:right w:val="single" w:color="C7D2DD" w:sz="6"/>
-          <w:insideH w:val="single" w:color="auto" w:sz="4"/>
-          <w:insideV w:val="single" w:color="auto" w:sz="4"/>
+          <w:insideH w:val="single" w:color="C7D2DD" w:sz="6"/>
+          <w:insideV w:val="single" w:color="C7D2DD" w:sz="6"/>
         </w:tblBorders>
       </w:tblPr>
       <w:tblGrid>
-        <w:gridCol w:w="100"/>
+        <w:gridCol w:w="2800"/>
+        <w:gridCol w:w="3560"/>
+        <w:gridCol w:w="3000"/>
       </w:tblGrid>
       <w:tr>
-        <w:tc>
-          <w:tcPr>
+        <w:trPr>
+          <w:cantSplit/>
+          <w:tblHeader/>
+        </w:trPr>
+        <w:tc>
+          <w:tcPr>
+            <w:tcW w:type="dxa" w:w="2800"/>
+            <w:shd w:fill="EEF4F8" w:color="auto" w:val="clear"/>
+            <w:tcMar>
+              <w:top w:type="dxa" w:w="60"/>
+              <w:left w:type="dxa" w:w="100"/>
+              <w:bottom w:type="dxa" w:w="60"/>
+              <w:right w:type="dxa" w:w="100"/>
+            </w:tcMar>
+          </w:tcPr>
+          <w:p>
+            <w:pPr>
+              <w:spacing w:after="0"/>
+            </w:pPr>
+            <w:r>
+              <w:rPr>
+                <w:b/>
+                <w:bCs/>
+                <w:color w:val="12355B"/>
+                <w:sz w:val="16"/>
+                <w:szCs w:val="16"/>
+              </w:rPr>
+              <w:t xml:space="preserve">CORE PROBLEM / GIVEN REPRESENTATION</w:t>
+            </w:r>
+          </w:p>
+        </w:tc>
+        <w:tc>
+          <w:tcPr>
+            <w:tcW w:type="dxa" w:w="3560"/>
+            <w:shd w:fill="EEF4F8" w:color="auto" w:val="clear"/>
+            <w:tcMar>
+              <w:top w:type="dxa" w:w="60"/>
+              <w:left w:type="dxa" w:w="100"/>
+              <w:bottom w:type="dxa" w:w="60"/>
+              <w:right w:type="dxa" w:w="100"/>
+            </w:tcMar>
+          </w:tcPr>
+          <w:p>
+            <w:pPr>
+              <w:spacing w:after="0"/>
+            </w:pPr>
+            <w:r>
+              <w:rPr>
+                <w:b/>
+                <w:bCs/>
+                <w:color w:val="12355B"/>
+                <w:sz w:val="16"/>
+                <w:szCs w:val="16"/>
+              </w:rPr>
+              <w:t xml:space="preserve">WORKING SPACE / CALCULATION STEPS</w:t>
+            </w:r>
+          </w:p>
+        </w:tc>
+        <w:tc>
+          <w:tcPr>
+            <w:tcW w:type="dxa" w:w="3000"/>
             <w:shd w:fill="FBF3E2" w:color="auto" w:val="clear"/>
             <w:tcMar>
               <w:top w:type="dxa" w:w="60"/>
-              <w:left w:type="dxa" w:w="120"/>
+              <w:left w:type="dxa" w:w="100"/>
               <w:bottom w:type="dxa" w:w="60"/>
-              <w:right w:type="dxa" w:w="120"/>
-            </w:tcMar>
-          </w:tcPr>
-          <w:p>
-            <w:pPr>
-              <w:spacing w:after="0" w:line="320"/>
+              <w:right w:type="dxa" w:w="100"/>
+            </w:tcMar>
+          </w:tcPr>
+          <w:p>
+            <w:pPr>
+              <w:spacing w:after="0"/>
+            </w:pPr>
+            <w:r>
+              <w:rPr>
+                <w:b/>
+                <w:bCs/>
+                <w:color w:val="B97A12"/>
+                <w:sz w:val="16"/>
+                <w:szCs w:val="16"/>
+              </w:rPr>
+              <w:t xml:space="preserve">EXPLAIN YOUR REASONING</w:t>
+            </w:r>
+          </w:p>
+        </w:tc>
+      </w:tr>
+      <w:tr>
+        <w:trPr>
+          <w:cantSplit/>
+        </w:trPr>
+        <w:tc>
+          <w:tcPr>
+            <w:tcW w:type="dxa" w:w="2800"/>
+            <w:tcMar>
+              <w:top w:type="dxa" w:w="80"/>
+              <w:left w:type="dxa" w:w="100"/>
+              <w:bottom w:type="dxa" w:w="80"/>
+              <w:right w:type="dxa" w:w="100"/>
+            </w:tcMar>
+            <w:vAlign w:val="top"/>
+          </w:tcPr>
+          <w:p>
+            <w:pPr>
+              <w:spacing w:after="60"/>
+            </w:pPr>
+            <w:r>
+              <w:rPr>
+                <w:b/>
+                <w:bCs/>
+                <w:color w:val="12355B"/>
+                <w:sz w:val="21"/>
+                <w:szCs w:val="21"/>
+              </w:rPr>
+              <w:t xml:space="preserve">1.  </w:t>
+            </w:r>
+            <w:r>
+              <w:rPr>
+                <w:b/>
+                <w:bCs/>
+                <w:sz w:val="20"/>
+                <w:szCs w:val="20"/>
+              </w:rPr>
+              <w:t xml:space="preserve">Michael's mother is setting four fence posts. Each post needs 250 ounces of concrete mix, one bag holds 80 ounces, and each bag needs 1 quart of water. How many bags and how many cups of water does she need? Show your conversions.</w:t>
+            </w:r>
+          </w:p>
+        </w:tc>
+        <w:tc>
+          <w:tcPr>
+            <w:tcW w:type="dxa" w:w="3560"/>
+            <w:tcMar>
+              <w:top w:type="dxa" w:w="80"/>
+              <w:left w:type="dxa" w:w="100"/>
+              <w:bottom w:type="dxa" w:w="80"/>
+              <w:right w:type="dxa" w:w="100"/>
+            </w:tcMar>
+            <w:vAlign w:val="top"/>
+          </w:tcPr>
+          <w:p>
+            <w:pPr>
+              <w:pBdr>
+                <w:bottom w:val="single" w:color="AFBECC" w:sz="6"/>
+              </w:pBdr>
+              <w:spacing w:after="30" w:before="150"/>
             </w:pPr>
             <w:r>
               <w:t xml:space="preserve"/>
@@ -3462,7 +3954,10 @@
           </w:p>
           <w:p>
             <w:pPr>
-              <w:spacing w:after="0" w:line="320"/>
+              <w:pBdr>
+                <w:bottom w:val="single" w:color="AFBECC" w:sz="6"/>
+              </w:pBdr>
+              <w:spacing w:after="30" w:before="150"/>
             </w:pPr>
             <w:r>
               <w:t xml:space="preserve"/>
@@ -3470,7 +3965,10 @@
           </w:p>
           <w:p>
             <w:pPr>
-              <w:spacing w:after="0" w:line="320"/>
+              <w:pBdr>
+                <w:bottom w:val="single" w:color="AFBECC" w:sz="6"/>
+              </w:pBdr>
+              <w:spacing w:after="30" w:before="150"/>
             </w:pPr>
             <w:r>
               <w:t xml:space="preserve"/>
@@ -3478,7 +3976,125 @@
           </w:p>
           <w:p>
             <w:pPr>
-              <w:spacing w:after="0" w:line="320"/>
+              <w:pBdr>
+                <w:bottom w:val="single" w:color="AFBECC" w:sz="6"/>
+              </w:pBdr>
+              <w:spacing w:after="30" w:before="150"/>
+            </w:pPr>
+            <w:r>
+              <w:t xml:space="preserve"/>
+            </w:r>
+          </w:p>
+        </w:tc>
+        <w:tc>
+          <w:tcPr>
+            <w:tcW w:type="dxa" w:w="3000"/>
+            <w:shd w:fill="FBF3E2" w:color="auto" w:val="clear"/>
+            <w:tcMar>
+              <w:top w:type="dxa" w:w="80"/>
+              <w:left w:type="dxa" w:w="100"/>
+              <w:bottom w:type="dxa" w:w="80"/>
+              <w:right w:type="dxa" w:w="100"/>
+            </w:tcMar>
+            <w:vAlign w:val="top"/>
+          </w:tcPr>
+          <w:p>
+            <w:pPr>
+              <w:spacing w:after="40"/>
+            </w:pPr>
+            <w:r>
+              <w:rPr>
+                <w:b/>
+                <w:bCs/>
+                <w:color w:val="12355B"/>
+                <w:sz w:val="19"/>
+                <w:szCs w:val="19"/>
+              </w:rPr>
+              <w:t xml:space="preserve">Because... </w:t>
+            </w:r>
+            <w:r>
+              <w:rPr>
+                <w:color w:val="AFBECC"/>
+                <w:sz w:val="19"/>
+                <w:szCs w:val="19"/>
+              </w:rPr>
+              <w:t xml:space="preserve">________________</w:t>
+            </w:r>
+          </w:p>
+          <w:p>
+            <w:pPr>
+              <w:pBdr>
+                <w:bottom w:val="single" w:color="AFBECC" w:sz="6"/>
+              </w:pBdr>
+              <w:spacing w:after="30" w:before="150"/>
+            </w:pPr>
+            <w:r>
+              <w:t xml:space="preserve"/>
+            </w:r>
+          </w:p>
+          <w:p>
+            <w:pPr>
+              <w:spacing w:after="40" w:before="80"/>
+            </w:pPr>
+            <w:r>
+              <w:rPr>
+                <w:b/>
+                <w:bCs/>
+                <w:color w:val="6B4FA0"/>
+                <w:sz w:val="19"/>
+                <w:szCs w:val="19"/>
+              </w:rPr>
+              <w:t xml:space="preserve">Although... </w:t>
+            </w:r>
+            <w:r>
+              <w:rPr>
+                <w:color w:val="AFBECC"/>
+                <w:sz w:val="19"/>
+                <w:szCs w:val="19"/>
+              </w:rPr>
+              <w:t xml:space="preserve">_______________</w:t>
+            </w:r>
+          </w:p>
+          <w:p>
+            <w:pPr>
+              <w:pBdr>
+                <w:bottom w:val="single" w:color="AFBECC" w:sz="6"/>
+              </w:pBdr>
+              <w:spacing w:after="30" w:before="150"/>
+            </w:pPr>
+            <w:r>
+              <w:t xml:space="preserve"/>
+            </w:r>
+          </w:p>
+          <w:p>
+            <w:pPr>
+              <w:spacing w:after="40" w:before="80"/>
+            </w:pPr>
+            <w:r>
+              <w:rPr>
+                <w:b/>
+                <w:bCs/>
+                <w:color w:val="1FA6A2"/>
+                <w:sz w:val="19"/>
+                <w:szCs w:val="19"/>
+              </w:rPr>
+              <w:t xml:space="preserve">Therefore... </w:t>
+            </w:r>
+            <w:r>
+              <w:rPr>
+                <w:color w:val="AFBECC"/>
+                <w:sz w:val="19"/>
+                <w:szCs w:val="19"/>
+              </w:rPr>
+              <w:t xml:space="preserve">______________</w:t>
+            </w:r>
+          </w:p>
+          <w:p>
+            <w:pPr>
+              <w:pBdr>
+                <w:bottom w:val="single" w:color="AFBECC" w:sz="6"/>
+              </w:pBdr>
+              <w:spacing w:after="30" w:before="150"/>
             </w:pPr>
             <w:r>
               <w:t xml:space="preserve"/>
@@ -3487,6 +4103,14 @@
         </w:tc>
       </w:tr>
     </w:tbl>
+    <w:p>
+      <w:pPr>
+        <w:spacing w:after="80"/>
+      </w:pPr>
+      <w:r>
+        <w:t xml:space="preserve"/>
+      </w:r>
+    </w:p>
     <w:p>
       <w:pPr>
         <w:pStyle w:val="Heading1"/>
@@ -3605,6 +4229,149 @@
         <w:t xml:space="preserve"/>
       </w:r>
     </w:p>
+    <w:p>
+      <w:pPr>
+        <w:spacing w:after="60"/>
+      </w:pPr>
+      <w:r>
+        <w:t xml:space="preserve"/>
+      </w:r>
+    </w:p>
+    <w:tbl>
+      <w:tblPr>
+        <w:tblW w:type="dxa" w:w="9360"/>
+        <w:tblBorders>
+          <w:top w:val="single" w:color="C7D2DD" w:sz="6"/>
+          <w:left w:val="single" w:color="C7D2DD" w:sz="6"/>
+          <w:bottom w:val="single" w:color="C7D2DD" w:sz="6"/>
+          <w:right w:val="single" w:color="C7D2DD" w:sz="6"/>
+          <w:insideH w:val="single" w:color="C7D2DD" w:sz="6"/>
+          <w:insideV w:val="single" w:color="C7D2DD" w:sz="6"/>
+        </w:tblBorders>
+      </w:tblPr>
+      <w:tblGrid>
+        <w:gridCol w:w="3120"/>
+        <w:gridCol w:w="3120"/>
+        <w:gridCol w:w="3120"/>
+      </w:tblGrid>
+      <w:tr>
+        <w:trPr>
+          <w:cantSplit/>
+          <w:tblHeader/>
+        </w:trPr>
+        <w:tc>
+          <w:tcPr>
+            <w:tcW w:type="dxa" w:w="9360"/>
+            <w:gridSpan w:val="3"/>
+            <w:shd w:fill="EEF4F8" w:color="auto" w:val="clear"/>
+            <w:tcMar>
+              <w:top w:type="dxa" w:w="60"/>
+              <w:left w:type="dxa" w:w="100"/>
+              <w:bottom w:type="dxa" w:w="60"/>
+              <w:right w:type="dxa" w:w="100"/>
+            </w:tcMar>
+          </w:tcPr>
+          <w:p>
+            <w:pPr>
+              <w:spacing w:after="0"/>
+            </w:pPr>
+            <w:r>
+              <w:rPr>
+                <w:b/>
+                <w:bCs/>
+                <w:color w:val="12355B"/>
+                <w:sz w:val="18"/>
+                <w:szCs w:val="18"/>
+              </w:rPr>
+              <w:t xml:space="preserve">EXIT CHECK · 3-POINT SELF-ASSESSMENT CHECKLIST</w:t>
+            </w:r>
+          </w:p>
+        </w:tc>
+      </w:tr>
+      <w:tr>
+        <w:trPr>
+          <w:cantSplit/>
+        </w:trPr>
+        <w:tc>
+          <w:tcPr>
+            <w:tcW w:type="dxa" w:w="3120"/>
+            <w:tcMar>
+              <w:top w:type="dxa" w:w="80"/>
+              <w:left w:type="dxa" w:w="100"/>
+              <w:bottom w:type="dxa" w:w="80"/>
+              <w:right w:type="dxa" w:w="100"/>
+            </w:tcMar>
+          </w:tcPr>
+          <w:p>
+            <w:pPr>
+              <w:spacing w:after="0"/>
+            </w:pPr>
+            <w:r>
+              <w:rPr>
+                <w:b/>
+                <w:bCs/>
+                <w:color w:val="1A2733"/>
+                <w:sz w:val="18"/>
+                <w:szCs w:val="18"/>
+              </w:rPr>
+              <w:t xml:space="preserve">☐ 1. Units &amp; Labels Verified</w:t>
+            </w:r>
+          </w:p>
+        </w:tc>
+        <w:tc>
+          <w:tcPr>
+            <w:tcW w:type="dxa" w:w="3120"/>
+            <w:tcMar>
+              <w:top w:type="dxa" w:w="80"/>
+              <w:left w:type="dxa" w:w="100"/>
+              <w:bottom w:type="dxa" w:w="80"/>
+              <w:right w:type="dxa" w:w="100"/>
+            </w:tcMar>
+          </w:tcPr>
+          <w:p>
+            <w:pPr>
+              <w:spacing w:after="0"/>
+            </w:pPr>
+            <w:r>
+              <w:rPr>
+                <w:b/>
+                <w:bCs/>
+                <w:color w:val="1A2733"/>
+                <w:sz w:val="18"/>
+                <w:szCs w:val="18"/>
+              </w:rPr>
+              <w:t xml:space="preserve">☐ 2. Reasoning Stated (Because / Although / Therefore)</w:t>
+            </w:r>
+          </w:p>
+        </w:tc>
+        <w:tc>
+          <w:tcPr>
+            <w:tcW w:type="dxa" w:w="3120"/>
+            <w:tcMar>
+              <w:top w:type="dxa" w:w="80"/>
+              <w:left w:type="dxa" w:w="100"/>
+              <w:bottom w:type="dxa" w:w="80"/>
+              <w:right w:type="dxa" w:w="100"/>
+            </w:tcMar>
+          </w:tcPr>
+          <w:p>
+            <w:pPr>
+              <w:spacing w:after="0"/>
+            </w:pPr>
+            <w:r>
+              <w:rPr>
+                <w:b/>
+                <w:bCs/>
+                <w:color w:val="1A2733"/>
+                <w:sz w:val="18"/>
+                <w:szCs w:val="18"/>
+              </w:rPr>
+              <w:t xml:space="preserve">☐ 3. Calculations Double-Checked</w:t>
+            </w:r>
+          </w:p>
+        </w:tc>
+      </w:tr>
+    </w:tbl>
     <w:sectPr>
       <w:headerReference w:type="default" r:id="rId7"/>
       <w:footerReference w:type="default" r:id="rId8"/>
